--- a/fuentes/93440007_CF2_DU.docx
+++ b/fuentes/93440007_CF2_DU.docx
@@ -40,7 +40,7 @@
                     </pic:cNvPicPr>
                   </pic:nvPicPr>
                   <pic:blipFill>
-                    <a:blip r:embed="rId8">
+                    <a:blip r:embed="rId11">
                       <a:extLst>
                         <a:ext uri="{28A0092B-C50C-407E-A947-70E740481C1C}">
                           <a14:useLocalDpi xmlns:a14="http://schemas.microsoft.com/office/drawing/2010/main" val="0"/>
@@ -531,7 +531,7 @@
         </w:rPr>
         <w:fldChar w:fldCharType="separate"/>
       </w:r>
-      <w:hyperlink w:anchor="_Toc222846636" w:history="1">
+      <w:hyperlink w:anchor="_Toc223118006" w:history="1">
         <w:r>
           <w:rPr>
             <w:rStyle w:val="Hipervnculo"/>
@@ -558,7 +558,7 @@
             <w:noProof/>
             <w:webHidden/>
           </w:rPr>
-          <w:instrText xml:space="preserve"> PAGEREF _Toc222846636 \h </w:instrText>
+          <w:instrText xml:space="preserve"> PAGEREF _Toc223118006 \h </w:instrText>
         </w:r>
         <w:r>
           <w:rPr>
@@ -604,7 +604,7 @@
           <w:lang w:eastAsia="es-CO"/>
         </w:rPr>
       </w:pPr>
-      <w:hyperlink w:anchor="_Toc222846637" w:history="1">
+      <w:hyperlink w:anchor="_Toc223118007" w:history="1">
         <w:r>
           <w:rPr>
             <w:rStyle w:val="Hipervnculo"/>
@@ -648,7 +648,7 @@
             <w:noProof/>
             <w:webHidden/>
           </w:rPr>
-          <w:instrText xml:space="preserve"> PAGEREF _Toc222846637 \h </w:instrText>
+          <w:instrText xml:space="preserve"> PAGEREF _Toc223118007 \h </w:instrText>
         </w:r>
         <w:r>
           <w:rPr>
@@ -694,7 +694,7 @@
           <w:lang w:eastAsia="es-CO"/>
         </w:rPr>
       </w:pPr>
-      <w:hyperlink w:anchor="_Toc222846638" w:history="1">
+      <w:hyperlink w:anchor="_Toc223118008" w:history="1">
         <w:r>
           <w:rPr>
             <w:rStyle w:val="Hipervnculo"/>
@@ -738,7 +738,7 @@
             <w:noProof/>
             <w:webHidden/>
           </w:rPr>
-          <w:instrText xml:space="preserve"> PAGEREF _Toc222846638 \h </w:instrText>
+          <w:instrText xml:space="preserve"> PAGEREF _Toc223118008 \h </w:instrText>
         </w:r>
         <w:r>
           <w:rPr>
@@ -784,7 +784,7 @@
           <w:lang w:eastAsia="es-CO"/>
         </w:rPr>
       </w:pPr>
-      <w:hyperlink w:anchor="_Toc222846639" w:history="1">
+      <w:hyperlink w:anchor="_Toc223118009" w:history="1">
         <w:r>
           <w:rPr>
             <w:rStyle w:val="Hipervnculo"/>
@@ -828,7 +828,7 @@
             <w:noProof/>
             <w:webHidden/>
           </w:rPr>
-          <w:instrText xml:space="preserve"> PAGEREF _Toc222846639 \h </w:instrText>
+          <w:instrText xml:space="preserve"> PAGEREF _Toc223118009 \h </w:instrText>
         </w:r>
         <w:r>
           <w:rPr>
@@ -874,7 +874,7 @@
           <w:lang w:eastAsia="es-CO"/>
         </w:rPr>
       </w:pPr>
-      <w:hyperlink w:anchor="_Toc222846640" w:history="1">
+      <w:hyperlink w:anchor="_Toc223118010" w:history="1">
         <w:r>
           <w:rPr>
             <w:rStyle w:val="Hipervnculo"/>
@@ -918,7 +918,7 @@
             <w:noProof/>
             <w:webHidden/>
           </w:rPr>
-          <w:instrText xml:space="preserve"> PAGEREF _Toc222846640 \h </w:instrText>
+          <w:instrText xml:space="preserve"> PAGEREF _Toc223118010 \h </w:instrText>
         </w:r>
         <w:r>
           <w:rPr>
@@ -964,7 +964,7 @@
           <w:lang w:eastAsia="es-CO"/>
         </w:rPr>
       </w:pPr>
-      <w:hyperlink w:anchor="_Toc222846641" w:history="1">
+      <w:hyperlink w:anchor="_Toc223118011" w:history="1">
         <w:r>
           <w:rPr>
             <w:rStyle w:val="Hipervnculo"/>
@@ -1008,7 +1008,7 @@
             <w:noProof/>
             <w:webHidden/>
           </w:rPr>
-          <w:instrText xml:space="preserve"> PAGEREF _Toc222846641 \h </w:instrText>
+          <w:instrText xml:space="preserve"> PAGEREF _Toc223118011 \h </w:instrText>
         </w:r>
         <w:r>
           <w:rPr>
@@ -1028,7 +1028,7 @@
             <w:noProof/>
             <w:webHidden/>
           </w:rPr>
-          <w:t>16</w:t>
+          <w:t>15</w:t>
         </w:r>
         <w:r>
           <w:rPr>
@@ -1054,7 +1054,7 @@
           <w:lang w:eastAsia="es-CO"/>
         </w:rPr>
       </w:pPr>
-      <w:hyperlink w:anchor="_Toc222846642" w:history="1">
+      <w:hyperlink w:anchor="_Toc223118012" w:history="1">
         <w:r>
           <w:rPr>
             <w:rStyle w:val="Hipervnculo"/>
@@ -1098,7 +1098,7 @@
             <w:noProof/>
             <w:webHidden/>
           </w:rPr>
-          <w:instrText xml:space="preserve"> PAGEREF _Toc222846642 \h </w:instrText>
+          <w:instrText xml:space="preserve"> PAGEREF _Toc223118012 \h </w:instrText>
         </w:r>
         <w:r>
           <w:rPr>
@@ -1144,7 +1144,7 @@
           <w:lang w:eastAsia="es-CO"/>
         </w:rPr>
       </w:pPr>
-      <w:hyperlink w:anchor="_Toc222846643" w:history="1">
+      <w:hyperlink w:anchor="_Toc223118013" w:history="1">
         <w:r>
           <w:rPr>
             <w:rStyle w:val="Hipervnculo"/>
@@ -1188,7 +1188,7 @@
             <w:noProof/>
             <w:webHidden/>
           </w:rPr>
-          <w:instrText xml:space="preserve"> PAGEREF _Toc222846643 \h </w:instrText>
+          <w:instrText xml:space="preserve"> PAGEREF _Toc223118013 \h </w:instrText>
         </w:r>
         <w:r>
           <w:rPr>
@@ -1234,7 +1234,7 @@
           <w:lang w:eastAsia="es-CO"/>
         </w:rPr>
       </w:pPr>
-      <w:hyperlink w:anchor="_Toc222846644" w:history="1">
+      <w:hyperlink w:anchor="_Toc223118014" w:history="1">
         <w:r>
           <w:rPr>
             <w:rStyle w:val="Hipervnculo"/>
@@ -1278,7 +1278,7 @@
             <w:noProof/>
             <w:webHidden/>
           </w:rPr>
-          <w:instrText xml:space="preserve"> PAGEREF _Toc222846644 \h </w:instrText>
+          <w:instrText xml:space="preserve"> PAGEREF _Toc223118014 \h </w:instrText>
         </w:r>
         <w:r>
           <w:rPr>
@@ -1324,7 +1324,7 @@
           <w:lang w:eastAsia="es-CO"/>
         </w:rPr>
       </w:pPr>
-      <w:hyperlink w:anchor="_Toc222846645" w:history="1">
+      <w:hyperlink w:anchor="_Toc223118015" w:history="1">
         <w:r>
           <w:rPr>
             <w:rStyle w:val="Hipervnculo"/>
@@ -1368,7 +1368,7 @@
             <w:noProof/>
             <w:webHidden/>
           </w:rPr>
-          <w:instrText xml:space="preserve"> PAGEREF _Toc222846645 \h </w:instrText>
+          <w:instrText xml:space="preserve"> PAGEREF _Toc223118015 \h </w:instrText>
         </w:r>
         <w:r>
           <w:rPr>
@@ -1414,7 +1414,7 @@
           <w:lang w:eastAsia="es-CO"/>
         </w:rPr>
       </w:pPr>
-      <w:hyperlink w:anchor="_Toc222846646" w:history="1">
+      <w:hyperlink w:anchor="_Toc223118016" w:history="1">
         <w:r>
           <w:rPr>
             <w:rStyle w:val="Hipervnculo"/>
@@ -1458,7 +1458,7 @@
             <w:noProof/>
             <w:webHidden/>
           </w:rPr>
-          <w:instrText xml:space="preserve"> PAGEREF _Toc222846646 \h </w:instrText>
+          <w:instrText xml:space="preserve"> PAGEREF _Toc223118016 \h </w:instrText>
         </w:r>
         <w:r>
           <w:rPr>
@@ -1504,7 +1504,7 @@
           <w:lang w:eastAsia="es-CO"/>
         </w:rPr>
       </w:pPr>
-      <w:hyperlink w:anchor="_Toc222846648" w:history="1">
+      <w:hyperlink w:anchor="_Toc223118018" w:history="1">
         <w:r>
           <w:rPr>
             <w:rStyle w:val="Hipervnculo"/>
@@ -1548,7 +1548,7 @@
             <w:noProof/>
             <w:webHidden/>
           </w:rPr>
-          <w:instrText xml:space="preserve"> PAGEREF _Toc222846648 \h </w:instrText>
+          <w:instrText xml:space="preserve"> PAGEREF _Toc223118018 \h </w:instrText>
         </w:r>
         <w:r>
           <w:rPr>
@@ -1594,7 +1594,7 @@
           <w:lang w:eastAsia="es-CO"/>
         </w:rPr>
       </w:pPr>
-      <w:hyperlink w:anchor="_Toc222846649" w:history="1">
+      <w:hyperlink w:anchor="_Toc223118019" w:history="1">
         <w:r>
           <w:rPr>
             <w:rStyle w:val="Hipervnculo"/>
@@ -1638,7 +1638,7 @@
             <w:noProof/>
             <w:webHidden/>
           </w:rPr>
-          <w:instrText xml:space="preserve"> PAGEREF _Toc222846649 \h </w:instrText>
+          <w:instrText xml:space="preserve"> PAGEREF _Toc223118019 \h </w:instrText>
         </w:r>
         <w:r>
           <w:rPr>
@@ -1684,7 +1684,7 @@
           <w:lang w:eastAsia="es-CO"/>
         </w:rPr>
       </w:pPr>
-      <w:hyperlink w:anchor="_Toc222846650" w:history="1">
+      <w:hyperlink w:anchor="_Toc223118020" w:history="1">
         <w:r>
           <w:rPr>
             <w:rStyle w:val="Hipervnculo"/>
@@ -1728,7 +1728,7 @@
             <w:noProof/>
             <w:webHidden/>
           </w:rPr>
-          <w:instrText xml:space="preserve"> PAGEREF _Toc222846650 \h </w:instrText>
+          <w:instrText xml:space="preserve"> PAGEREF _Toc223118020 \h </w:instrText>
         </w:r>
         <w:r>
           <w:rPr>
@@ -1774,7 +1774,7 @@
           <w:lang w:eastAsia="es-CO"/>
         </w:rPr>
       </w:pPr>
-      <w:hyperlink w:anchor="_Toc222846651" w:history="1">
+      <w:hyperlink w:anchor="_Toc223118021" w:history="1">
         <w:r>
           <w:rPr>
             <w:rStyle w:val="Hipervnculo"/>
@@ -1818,7 +1818,7 @@
             <w:noProof/>
             <w:webHidden/>
           </w:rPr>
-          <w:instrText xml:space="preserve"> PAGEREF _Toc222846651 \h </w:instrText>
+          <w:instrText xml:space="preserve"> PAGEREF _Toc223118021 \h </w:instrText>
         </w:r>
         <w:r>
           <w:rPr>
@@ -1864,7 +1864,7 @@
           <w:lang w:eastAsia="es-CO"/>
         </w:rPr>
       </w:pPr>
-      <w:hyperlink w:anchor="_Toc222846652" w:history="1">
+      <w:hyperlink w:anchor="_Toc223118022" w:history="1">
         <w:r>
           <w:rPr>
             <w:rStyle w:val="Hipervnculo"/>
@@ -1908,7 +1908,7 @@
             <w:noProof/>
             <w:webHidden/>
           </w:rPr>
-          <w:instrText xml:space="preserve"> PAGEREF _Toc222846652 \h </w:instrText>
+          <w:instrText xml:space="preserve"> PAGEREF _Toc223118022 \h </w:instrText>
         </w:r>
         <w:r>
           <w:rPr>
@@ -1954,7 +1954,7 @@
           <w:lang w:eastAsia="es-CO"/>
         </w:rPr>
       </w:pPr>
-      <w:hyperlink w:anchor="_Toc222846654" w:history="1">
+      <w:hyperlink w:anchor="_Toc223118024" w:history="1">
         <w:r>
           <w:rPr>
             <w:rStyle w:val="Hipervnculo"/>
@@ -1998,7 +1998,7 @@
             <w:noProof/>
             <w:webHidden/>
           </w:rPr>
-          <w:instrText xml:space="preserve"> PAGEREF _Toc222846654 \h </w:instrText>
+          <w:instrText xml:space="preserve"> PAGEREF _Toc223118024 \h </w:instrText>
         </w:r>
         <w:r>
           <w:rPr>
@@ -2044,7 +2044,7 @@
           <w:lang w:eastAsia="es-CO"/>
         </w:rPr>
       </w:pPr>
-      <w:hyperlink w:anchor="_Toc222846655" w:history="1">
+      <w:hyperlink w:anchor="_Toc223118025" w:history="1">
         <w:r>
           <w:rPr>
             <w:rStyle w:val="Hipervnculo"/>
@@ -2088,7 +2088,7 @@
             <w:noProof/>
             <w:webHidden/>
           </w:rPr>
-          <w:instrText xml:space="preserve"> PAGEREF _Toc222846655 \h </w:instrText>
+          <w:instrText xml:space="preserve"> PAGEREF _Toc223118025 \h </w:instrText>
         </w:r>
         <w:r>
           <w:rPr>
@@ -2134,7 +2134,7 @@
           <w:lang w:eastAsia="es-CO"/>
         </w:rPr>
       </w:pPr>
-      <w:hyperlink w:anchor="_Toc222846656" w:history="1">
+      <w:hyperlink w:anchor="_Toc223118026" w:history="1">
         <w:r>
           <w:rPr>
             <w:rStyle w:val="Hipervnculo"/>
@@ -2178,7 +2178,7 @@
             <w:noProof/>
             <w:webHidden/>
           </w:rPr>
-          <w:instrText xml:space="preserve"> PAGEREF _Toc222846656 \h </w:instrText>
+          <w:instrText xml:space="preserve"> PAGEREF _Toc223118026 \h </w:instrText>
         </w:r>
         <w:r>
           <w:rPr>
@@ -2224,7 +2224,7 @@
           <w:lang w:eastAsia="es-CO"/>
         </w:rPr>
       </w:pPr>
-      <w:hyperlink w:anchor="_Toc222846657" w:history="1">
+      <w:hyperlink w:anchor="_Toc223118027" w:history="1">
         <w:r>
           <w:rPr>
             <w:rStyle w:val="Hipervnculo"/>
@@ -2268,7 +2268,7 @@
             <w:noProof/>
             <w:webHidden/>
           </w:rPr>
-          <w:instrText xml:space="preserve"> PAGEREF _Toc222846657 \h </w:instrText>
+          <w:instrText xml:space="preserve"> PAGEREF _Toc223118027 \h </w:instrText>
         </w:r>
         <w:r>
           <w:rPr>
@@ -2314,7 +2314,7 @@
           <w:lang w:eastAsia="es-CO"/>
         </w:rPr>
       </w:pPr>
-      <w:hyperlink w:anchor="_Toc222846658" w:history="1">
+      <w:hyperlink w:anchor="_Toc223118028" w:history="1">
         <w:r>
           <w:rPr>
             <w:rStyle w:val="Hipervnculo"/>
@@ -2358,7 +2358,7 @@
             <w:noProof/>
             <w:webHidden/>
           </w:rPr>
-          <w:instrText xml:space="preserve"> PAGEREF _Toc222846658 \h </w:instrText>
+          <w:instrText xml:space="preserve"> PAGEREF _Toc223118028 \h </w:instrText>
         </w:r>
         <w:r>
           <w:rPr>
@@ -2404,7 +2404,7 @@
           <w:lang w:eastAsia="es-CO"/>
         </w:rPr>
       </w:pPr>
-      <w:hyperlink w:anchor="_Toc222846659" w:history="1">
+      <w:hyperlink w:anchor="_Toc223118029" w:history="1">
         <w:r>
           <w:rPr>
             <w:rStyle w:val="Hipervnculo"/>
@@ -2448,7 +2448,7 @@
             <w:noProof/>
             <w:webHidden/>
           </w:rPr>
-          <w:instrText xml:space="preserve"> PAGEREF _Toc222846659 \h </w:instrText>
+          <w:instrText xml:space="preserve"> PAGEREF _Toc223118029 \h </w:instrText>
         </w:r>
         <w:r>
           <w:rPr>
@@ -2494,7 +2494,7 @@
           <w:lang w:eastAsia="es-CO"/>
         </w:rPr>
       </w:pPr>
-      <w:hyperlink w:anchor="_Toc222846660" w:history="1">
+      <w:hyperlink w:anchor="_Toc223118030" w:history="1">
         <w:r>
           <w:rPr>
             <w:rStyle w:val="Hipervnculo"/>
@@ -2538,7 +2538,7 @@
             <w:noProof/>
             <w:webHidden/>
           </w:rPr>
-          <w:instrText xml:space="preserve"> PAGEREF _Toc222846660 \h </w:instrText>
+          <w:instrText xml:space="preserve"> PAGEREF _Toc223118030 \h </w:instrText>
         </w:r>
         <w:r>
           <w:rPr>
@@ -2558,7 +2558,7 @@
             <w:noProof/>
             <w:webHidden/>
           </w:rPr>
-          <w:t>56</w:t>
+          <w:t>57</w:t>
         </w:r>
         <w:r>
           <w:rPr>
@@ -2584,7 +2584,7 @@
           <w:lang w:eastAsia="es-CO"/>
         </w:rPr>
       </w:pPr>
-      <w:hyperlink w:anchor="_Toc222846662" w:history="1">
+      <w:hyperlink w:anchor="_Toc223118032" w:history="1">
         <w:r>
           <w:rPr>
             <w:rStyle w:val="Hipervnculo"/>
@@ -2607,7 +2607,7 @@
             <w:rStyle w:val="Hipervnculo"/>
             <w:noProof/>
           </w:rPr>
-          <w:t>Control ambiental: temperatura y humedad</w:t>
+          <w:t>Sistemas de medición</w:t>
         </w:r>
         <w:r>
           <w:rPr>
@@ -2628,7 +2628,7 @@
             <w:noProof/>
             <w:webHidden/>
           </w:rPr>
-          <w:instrText xml:space="preserve"> PAGEREF _Toc222846662 \h </w:instrText>
+          <w:instrText xml:space="preserve"> PAGEREF _Toc223118032 \h </w:instrText>
         </w:r>
         <w:r>
           <w:rPr>
@@ -2648,7 +2648,7 @@
             <w:noProof/>
             <w:webHidden/>
           </w:rPr>
-          <w:t>57</w:t>
+          <w:t>58</w:t>
         </w:r>
         <w:r>
           <w:rPr>
@@ -2674,7 +2674,7 @@
           <w:lang w:eastAsia="es-CO"/>
         </w:rPr>
       </w:pPr>
-      <w:hyperlink w:anchor="_Toc222846663" w:history="1">
+      <w:hyperlink w:anchor="_Toc223118033" w:history="1">
         <w:r>
           <w:rPr>
             <w:rStyle w:val="Hipervnculo"/>
@@ -2718,7 +2718,7 @@
             <w:noProof/>
             <w:webHidden/>
           </w:rPr>
-          <w:instrText xml:space="preserve"> PAGEREF _Toc222846663 \h </w:instrText>
+          <w:instrText xml:space="preserve"> PAGEREF _Toc223118033 \h </w:instrText>
         </w:r>
         <w:r>
           <w:rPr>
@@ -2738,7 +2738,7 @@
             <w:noProof/>
             <w:webHidden/>
           </w:rPr>
-          <w:t>58</w:t>
+          <w:t>59</w:t>
         </w:r>
         <w:r>
           <w:rPr>
@@ -2764,7 +2764,7 @@
           <w:lang w:eastAsia="es-CO"/>
         </w:rPr>
       </w:pPr>
-      <w:hyperlink w:anchor="_Toc222846664" w:history="1">
+      <w:hyperlink w:anchor="_Toc223118034" w:history="1">
         <w:r>
           <w:rPr>
             <w:rStyle w:val="Hipervnculo"/>
@@ -2808,7 +2808,7 @@
             <w:noProof/>
             <w:webHidden/>
           </w:rPr>
-          <w:instrText xml:space="preserve"> PAGEREF _Toc222846664 \h </w:instrText>
+          <w:instrText xml:space="preserve"> PAGEREF _Toc223118034 \h </w:instrText>
         </w:r>
         <w:r>
           <w:rPr>
@@ -2828,7 +2828,7 @@
             <w:noProof/>
             <w:webHidden/>
           </w:rPr>
-          <w:t>60</w:t>
+          <w:t>61</w:t>
         </w:r>
         <w:r>
           <w:rPr>
@@ -2854,7 +2854,7 @@
           <w:lang w:eastAsia="es-CO"/>
         </w:rPr>
       </w:pPr>
-      <w:hyperlink w:anchor="_Toc222846665" w:history="1">
+      <w:hyperlink w:anchor="_Toc223118035" w:history="1">
         <w:r>
           <w:rPr>
             <w:rStyle w:val="Hipervnculo"/>
@@ -2898,7 +2898,7 @@
             <w:noProof/>
             <w:webHidden/>
           </w:rPr>
-          <w:instrText xml:space="preserve"> PAGEREF _Toc222846665 \h </w:instrText>
+          <w:instrText xml:space="preserve"> PAGEREF _Toc223118035 \h </w:instrText>
         </w:r>
         <w:r>
           <w:rPr>
@@ -2918,7 +2918,7 @@
             <w:noProof/>
             <w:webHidden/>
           </w:rPr>
-          <w:t>62</w:t>
+          <w:t>63</w:t>
         </w:r>
         <w:r>
           <w:rPr>
@@ -2944,7 +2944,7 @@
           <w:lang w:eastAsia="es-CO"/>
         </w:rPr>
       </w:pPr>
-      <w:hyperlink w:anchor="_Toc222846666" w:history="1">
+      <w:hyperlink w:anchor="_Toc223118036" w:history="1">
         <w:r>
           <w:rPr>
             <w:rStyle w:val="Hipervnculo"/>
@@ -2988,7 +2988,7 @@
             <w:noProof/>
             <w:webHidden/>
           </w:rPr>
-          <w:instrText xml:space="preserve"> PAGEREF _Toc222846666 \h </w:instrText>
+          <w:instrText xml:space="preserve"> PAGEREF _Toc223118036 \h </w:instrText>
         </w:r>
         <w:r>
           <w:rPr>
@@ -3008,7 +3008,7 @@
             <w:noProof/>
             <w:webHidden/>
           </w:rPr>
-          <w:t>64</w:t>
+          <w:t>65</w:t>
         </w:r>
         <w:r>
           <w:rPr>
@@ -3034,7 +3034,7 @@
           <w:lang w:eastAsia="es-CO"/>
         </w:rPr>
       </w:pPr>
-      <w:hyperlink w:anchor="_Toc222846668" w:history="1">
+      <w:hyperlink w:anchor="_Toc223118038" w:history="1">
         <w:r>
           <w:rPr>
             <w:rStyle w:val="Hipervnculo"/>
@@ -3078,7 +3078,7 @@
             <w:noProof/>
             <w:webHidden/>
           </w:rPr>
-          <w:instrText xml:space="preserve"> PAGEREF _Toc222846668 \h </w:instrText>
+          <w:instrText xml:space="preserve"> PAGEREF _Toc223118038 \h </w:instrText>
         </w:r>
         <w:r>
           <w:rPr>
@@ -3098,7 +3098,7 @@
             <w:noProof/>
             <w:webHidden/>
           </w:rPr>
-          <w:t>65</w:t>
+          <w:t>66</w:t>
         </w:r>
         <w:r>
           <w:rPr>
@@ -3124,7 +3124,7 @@
           <w:lang w:eastAsia="es-CO"/>
         </w:rPr>
       </w:pPr>
-      <w:hyperlink w:anchor="_Toc222846669" w:history="1">
+      <w:hyperlink w:anchor="_Toc223118039" w:history="1">
         <w:r>
           <w:rPr>
             <w:rStyle w:val="Hipervnculo"/>
@@ -3168,7 +3168,7 @@
             <w:noProof/>
             <w:webHidden/>
           </w:rPr>
-          <w:instrText xml:space="preserve"> PAGEREF _Toc222846669 \h </w:instrText>
+          <w:instrText xml:space="preserve"> PAGEREF _Toc223118039 \h </w:instrText>
         </w:r>
         <w:r>
           <w:rPr>
@@ -3188,7 +3188,7 @@
             <w:noProof/>
             <w:webHidden/>
           </w:rPr>
-          <w:t>67</w:t>
+          <w:t>68</w:t>
         </w:r>
         <w:r>
           <w:rPr>
@@ -3214,7 +3214,7 @@
           <w:lang w:eastAsia="es-CO"/>
         </w:rPr>
       </w:pPr>
-      <w:hyperlink w:anchor="_Toc222846670" w:history="1">
+      <w:hyperlink w:anchor="_Toc223118040" w:history="1">
         <w:r>
           <w:rPr>
             <w:rStyle w:val="Hipervnculo"/>
@@ -3258,7 +3258,7 @@
             <w:noProof/>
             <w:webHidden/>
           </w:rPr>
-          <w:instrText xml:space="preserve"> PAGEREF _Toc222846670 \h </w:instrText>
+          <w:instrText xml:space="preserve"> PAGEREF _Toc223118040 \h </w:instrText>
         </w:r>
         <w:r>
           <w:rPr>
@@ -3278,7 +3278,7 @@
             <w:noProof/>
             <w:webHidden/>
           </w:rPr>
-          <w:t>69</w:t>
+          <w:t>70</w:t>
         </w:r>
         <w:r>
           <w:rPr>
@@ -3304,7 +3304,7 @@
           <w:lang w:eastAsia="es-CO"/>
         </w:rPr>
       </w:pPr>
-      <w:hyperlink w:anchor="_Toc222846671" w:history="1">
+      <w:hyperlink w:anchor="_Toc223118041" w:history="1">
         <w:r>
           <w:rPr>
             <w:rStyle w:val="Hipervnculo"/>
@@ -3348,7 +3348,7 @@
             <w:noProof/>
             <w:webHidden/>
           </w:rPr>
-          <w:instrText xml:space="preserve"> PAGEREF _Toc222846671 \h </w:instrText>
+          <w:instrText xml:space="preserve"> PAGEREF _Toc223118041 \h </w:instrText>
         </w:r>
         <w:r>
           <w:rPr>
@@ -3368,7 +3368,7 @@
             <w:noProof/>
             <w:webHidden/>
           </w:rPr>
-          <w:t>70</w:t>
+          <w:t>71</w:t>
         </w:r>
         <w:r>
           <w:rPr>
@@ -3394,7 +3394,7 @@
           <w:lang w:eastAsia="es-CO"/>
         </w:rPr>
       </w:pPr>
-      <w:hyperlink w:anchor="_Toc222846672" w:history="1">
+      <w:hyperlink w:anchor="_Toc223118042" w:history="1">
         <w:r>
           <w:rPr>
             <w:rStyle w:val="Hipervnculo"/>
@@ -3438,7 +3438,7 @@
             <w:noProof/>
             <w:webHidden/>
           </w:rPr>
-          <w:instrText xml:space="preserve"> PAGEREF _Toc222846672 \h </w:instrText>
+          <w:instrText xml:space="preserve"> PAGEREF _Toc223118042 \h </w:instrText>
         </w:r>
         <w:r>
           <w:rPr>
@@ -3458,7 +3458,7 @@
             <w:noProof/>
             <w:webHidden/>
           </w:rPr>
-          <w:t>72</w:t>
+          <w:t>73</w:t>
         </w:r>
         <w:r>
           <w:rPr>
@@ -3484,7 +3484,7 @@
           <w:lang w:eastAsia="es-CO"/>
         </w:rPr>
       </w:pPr>
-      <w:hyperlink w:anchor="_Toc222846673" w:history="1">
+      <w:hyperlink w:anchor="_Toc223118043" w:history="1">
         <w:r>
           <w:rPr>
             <w:rStyle w:val="Hipervnculo"/>
@@ -3528,7 +3528,7 @@
             <w:noProof/>
             <w:webHidden/>
           </w:rPr>
-          <w:instrText xml:space="preserve"> PAGEREF _Toc222846673 \h </w:instrText>
+          <w:instrText xml:space="preserve"> PAGEREF _Toc223118043 \h </w:instrText>
         </w:r>
         <w:r>
           <w:rPr>
@@ -3548,7 +3548,7 @@
             <w:noProof/>
             <w:webHidden/>
           </w:rPr>
-          <w:t>73</w:t>
+          <w:t>74</w:t>
         </w:r>
         <w:r>
           <w:rPr>
@@ -3574,7 +3574,7 @@
           <w:lang w:eastAsia="es-CO"/>
         </w:rPr>
       </w:pPr>
-      <w:hyperlink w:anchor="_Toc222846674" w:history="1">
+      <w:hyperlink w:anchor="_Toc223118044" w:history="1">
         <w:r>
           <w:rPr>
             <w:rStyle w:val="Hipervnculo"/>
@@ -3618,7 +3618,7 @@
             <w:noProof/>
             <w:webHidden/>
           </w:rPr>
-          <w:instrText xml:space="preserve"> PAGEREF _Toc222846674 \h </w:instrText>
+          <w:instrText xml:space="preserve"> PAGEREF _Toc223118044 \h </w:instrText>
         </w:r>
         <w:r>
           <w:rPr>
@@ -3638,7 +3638,7 @@
             <w:noProof/>
             <w:webHidden/>
           </w:rPr>
-          <w:t>75</w:t>
+          <w:t>76</w:t>
         </w:r>
         <w:r>
           <w:rPr>
@@ -3664,7 +3664,7 @@
           <w:lang w:eastAsia="es-CO"/>
         </w:rPr>
       </w:pPr>
-      <w:hyperlink w:anchor="_Toc222846675" w:history="1">
+      <w:hyperlink w:anchor="_Toc223118045" w:history="1">
         <w:r>
           <w:rPr>
             <w:rStyle w:val="Hipervnculo"/>
@@ -3708,7 +3708,7 @@
             <w:noProof/>
             <w:webHidden/>
           </w:rPr>
-          <w:instrText xml:space="preserve"> PAGEREF _Toc222846675 \h </w:instrText>
+          <w:instrText xml:space="preserve"> PAGEREF _Toc223118045 \h </w:instrText>
         </w:r>
         <w:r>
           <w:rPr>
@@ -3728,7 +3728,7 @@
             <w:noProof/>
             <w:webHidden/>
           </w:rPr>
-          <w:t>77</w:t>
+          <w:t>78</w:t>
         </w:r>
         <w:r>
           <w:rPr>
@@ -3754,7 +3754,7 @@
           <w:lang w:eastAsia="es-CO"/>
         </w:rPr>
       </w:pPr>
-      <w:hyperlink w:anchor="_Toc222846677" w:history="1">
+      <w:hyperlink w:anchor="_Toc223118047" w:history="1">
         <w:r>
           <w:rPr>
             <w:rStyle w:val="Hipervnculo"/>
@@ -3798,7 +3798,7 @@
             <w:noProof/>
             <w:webHidden/>
           </w:rPr>
-          <w:instrText xml:space="preserve"> PAGEREF _Toc222846677 \h </w:instrText>
+          <w:instrText xml:space="preserve"> PAGEREF _Toc223118047 \h </w:instrText>
         </w:r>
         <w:r>
           <w:rPr>
@@ -3818,7 +3818,7 @@
             <w:noProof/>
             <w:webHidden/>
           </w:rPr>
-          <w:t>78</w:t>
+          <w:t>79</w:t>
         </w:r>
         <w:r>
           <w:rPr>
@@ -3844,7 +3844,7 @@
           <w:lang w:eastAsia="es-CO"/>
         </w:rPr>
       </w:pPr>
-      <w:hyperlink w:anchor="_Toc222846678" w:history="1">
+      <w:hyperlink w:anchor="_Toc223118048" w:history="1">
         <w:r>
           <w:rPr>
             <w:rStyle w:val="Hipervnculo"/>
@@ -3888,7 +3888,7 @@
             <w:noProof/>
             <w:webHidden/>
           </w:rPr>
-          <w:instrText xml:space="preserve"> PAGEREF _Toc222846678 \h </w:instrText>
+          <w:instrText xml:space="preserve"> PAGEREF _Toc223118048 \h </w:instrText>
         </w:r>
         <w:r>
           <w:rPr>
@@ -3908,7 +3908,7 @@
             <w:noProof/>
             <w:webHidden/>
           </w:rPr>
-          <w:t>79</w:t>
+          <w:t>80</w:t>
         </w:r>
         <w:r>
           <w:rPr>
@@ -3933,7 +3933,7 @@
           <w:lang w:eastAsia="es-CO"/>
         </w:rPr>
       </w:pPr>
-      <w:hyperlink w:anchor="_Toc222846679" w:history="1">
+      <w:hyperlink w:anchor="_Toc223118049" w:history="1">
         <w:r>
           <w:rPr>
             <w:rStyle w:val="Hipervnculo"/>
@@ -3960,7 +3960,7 @@
             <w:noProof/>
             <w:webHidden/>
           </w:rPr>
-          <w:instrText xml:space="preserve"> PAGEREF _Toc222846679 \h </w:instrText>
+          <w:instrText xml:space="preserve"> PAGEREF _Toc223118049 \h </w:instrText>
         </w:r>
         <w:r>
           <w:rPr>
@@ -3980,7 +3980,7 @@
             <w:noProof/>
             <w:webHidden/>
           </w:rPr>
-          <w:t>82</w:t>
+          <w:t>83</w:t>
         </w:r>
         <w:r>
           <w:rPr>
@@ -4005,7 +4005,7 @@
           <w:lang w:eastAsia="es-CO"/>
         </w:rPr>
       </w:pPr>
-      <w:hyperlink w:anchor="_Toc222846680" w:history="1">
+      <w:hyperlink w:anchor="_Toc223118050" w:history="1">
         <w:r>
           <w:rPr>
             <w:rStyle w:val="Hipervnculo"/>
@@ -4032,7 +4032,7 @@
             <w:noProof/>
             <w:webHidden/>
           </w:rPr>
-          <w:instrText xml:space="preserve"> PAGEREF _Toc222846680 \h </w:instrText>
+          <w:instrText xml:space="preserve"> PAGEREF _Toc223118050 \h </w:instrText>
         </w:r>
         <w:r>
           <w:rPr>
@@ -4052,7 +4052,7 @@
             <w:noProof/>
             <w:webHidden/>
           </w:rPr>
-          <w:t>83</w:t>
+          <w:t>84</w:t>
         </w:r>
         <w:r>
           <w:rPr>
@@ -4077,7 +4077,7 @@
           <w:lang w:eastAsia="es-CO"/>
         </w:rPr>
       </w:pPr>
-      <w:hyperlink w:anchor="_Toc222846681" w:history="1">
+      <w:hyperlink w:anchor="_Toc223118051" w:history="1">
         <w:r>
           <w:rPr>
             <w:rStyle w:val="Hipervnculo"/>
@@ -4105,7 +4105,7 @@
             <w:noProof/>
             <w:webHidden/>
           </w:rPr>
-          <w:instrText xml:space="preserve"> PAGEREF _Toc222846681 \h </w:instrText>
+          <w:instrText xml:space="preserve"> PAGEREF _Toc223118051 \h </w:instrText>
         </w:r>
         <w:r>
           <w:rPr>
@@ -4125,7 +4125,7 @@
             <w:noProof/>
             <w:webHidden/>
           </w:rPr>
-          <w:t>85</w:t>
+          <w:t>86</w:t>
         </w:r>
         <w:r>
           <w:rPr>
@@ -4150,7 +4150,7 @@
           <w:lang w:eastAsia="es-CO"/>
         </w:rPr>
       </w:pPr>
-      <w:hyperlink w:anchor="_Toc222846682" w:history="1">
+      <w:hyperlink w:anchor="_Toc223118052" w:history="1">
         <w:r>
           <w:rPr>
             <w:rStyle w:val="Hipervnculo"/>
@@ -4177,7 +4177,7 @@
             <w:noProof/>
             <w:webHidden/>
           </w:rPr>
-          <w:instrText xml:space="preserve"> PAGEREF _Toc222846682 \h </w:instrText>
+          <w:instrText xml:space="preserve"> PAGEREF _Toc223118052 \h </w:instrText>
         </w:r>
         <w:r>
           <w:rPr>
@@ -4197,7 +4197,7 @@
             <w:noProof/>
             <w:webHidden/>
           </w:rPr>
-          <w:t>87</w:t>
+          <w:t>88</w:t>
         </w:r>
         <w:r>
           <w:rPr>
@@ -4220,7 +4220,7 @@
         <w:fldChar w:fldCharType="end"/>
       </w:r>
       <w:bookmarkStart w:id="0" w:name="_Toc176443691"/>
-      <w:bookmarkStart w:id="1" w:name="_Toc222846636"/>
+      <w:bookmarkStart w:id="1" w:name="_Toc223118006"/>
       <w:r>
         <w:t>Introducción</w:t>
       </w:r>
@@ -4318,7 +4318,7 @@
                     </pic:cNvPicPr>
                   </pic:nvPicPr>
                   <pic:blipFill>
-                    <a:blip r:embed="rId9">
+                    <a:blip r:embed="rId12">
                       <a:extLst>
                         <a:ext uri="{28A0092B-C50C-407E-A947-70E740481C1C}">
                           <a14:useLocalDpi xmlns:a14="http://schemas.microsoft.com/office/drawing/2010/main" val="0"/>
@@ -4403,7 +4403,7 @@
           </w:tcPr>
           <w:p>
             <w:pPr>
-              <w:jc w:val="center"/>
+              <w:ind w:firstLine="0"/>
               <w:rPr>
                 <w:b/>
               </w:rPr>
@@ -4412,7 +4412,13 @@
               <w:rPr>
                 <w:b/>
               </w:rPr>
-              <w:t xml:space="preserve">Síntesis del video: </w:t>
+              <w:t>Transcripción del video</w:t>
+            </w:r>
+            <w:r>
+              <w:rPr>
+                <w:b/>
+              </w:rPr>
+              <w:t xml:space="preserve">: </w:t>
             </w:r>
             <w:r>
               <w:t>Operación, control y mejora del Sistema de Gestión de la Calidad</w:t>
@@ -4462,7 +4468,7 @@
       <w:pPr>
         <w:pStyle w:val="Ttulo1"/>
       </w:pPr>
-      <w:bookmarkStart w:id="3" w:name="_Toc222846637"/>
+      <w:bookmarkStart w:id="3" w:name="_Toc223118007"/>
       <w:r>
         <w:t>Gestión de procesos</w:t>
       </w:r>
@@ -4531,7 +4537,7 @@
       <w:pPr>
         <w:pStyle w:val="Ttulo2"/>
       </w:pPr>
-      <w:bookmarkStart w:id="4" w:name="_Toc222846638"/>
+      <w:bookmarkStart w:id="4" w:name="_Toc223118008"/>
       <w:r>
         <w:t>Los procesos y los principios de gestión de calidad</w:t>
       </w:r>
@@ -4805,7 +4811,7 @@
       <w:pPr>
         <w:pStyle w:val="Ttulo2"/>
       </w:pPr>
-      <w:bookmarkStart w:id="5" w:name="_Toc222846639"/>
+      <w:bookmarkStart w:id="5" w:name="_Toc223118009"/>
       <w:r>
         <w:t>Factores críticos de éxito</w:t>
       </w:r>
@@ -4902,7 +4908,7 @@
                     </pic:cNvPicPr>
                   </pic:nvPicPr>
                   <pic:blipFill>
-                    <a:blip r:embed="rId10">
+                    <a:blip r:embed="rId13">
                       <a:extLst>
                         <a:ext uri="{28A0092B-C50C-407E-A947-70E740481C1C}">
                           <a14:useLocalDpi xmlns:a14="http://schemas.microsoft.com/office/drawing/2010/main" val="0"/>
@@ -5605,7 +5611,7 @@
       <w:pPr>
         <w:pStyle w:val="Ttulo2"/>
       </w:pPr>
-      <w:bookmarkStart w:id="6" w:name="_Toc222846640"/>
+      <w:bookmarkStart w:id="6" w:name="_Toc223118010"/>
       <w:r>
         <w:t>Enfoque basado en procesos</w:t>
       </w:r>
@@ -5673,21 +5679,19 @@
         <w:rPr>
           <w:lang w:eastAsia="es-CO"/>
         </w:rPr>
-        <w:t>Entrada, proceso y Salida.</w:t>
-      </w:r>
-    </w:p>
-    <w:p>
-      <w:pPr>
-        <w:rPr>
-          <w:lang w:eastAsia="es-CO"/>
-        </w:rPr>
-      </w:pPr>
-      <w:r>
-        <w:rPr>
-          <w:lang w:eastAsia="es-CO"/>
-        </w:rPr>
-        <w:lastRenderedPageBreak/>
-        <w:t>Posterior a su representación general, es importante reconocer los elementos que intervienen en la gestión de los procesos:</w:t>
+        <w:t xml:space="preserve">Entrada, proceso y </w:t>
+      </w:r>
+      <w:r>
+        <w:rPr>
+          <w:lang w:eastAsia="es-CO"/>
+        </w:rPr>
+        <w:t>s</w:t>
+      </w:r>
+      <w:r>
+        <w:rPr>
+          <w:lang w:eastAsia="es-CO"/>
+        </w:rPr>
+        <w:t>alida.</w:t>
       </w:r>
     </w:p>
     <w:p>
@@ -5707,6 +5711,7 @@
           <w:bCs/>
           <w:lang w:eastAsia="es-CO"/>
         </w:rPr>
+        <w:lastRenderedPageBreak/>
         <w:t>Entradas</w:t>
       </w:r>
       <w:r>
@@ -5798,36 +5803,42 @@
       <w:pPr>
         <w:pStyle w:val="Ttulo2"/>
       </w:pPr>
-      <w:bookmarkStart w:id="7" w:name="_Toc222846641"/>
-      <w:r>
+      <w:bookmarkStart w:id="7" w:name="_Toc223118011"/>
+      <w:r>
+        <w:t>Modelo ISO 9001:2015 aplicado a procesos</w:t>
+      </w:r>
+      <w:bookmarkEnd w:id="7"/>
+    </w:p>
+    <w:p>
+      <w:pPr>
+        <w:rPr>
+          <w:lang w:eastAsia="es-CO"/>
+        </w:rPr>
+      </w:pPr>
+      <w:r>
+        <w:rPr>
+          <w:lang w:eastAsia="es-CO"/>
+        </w:rPr>
+        <w:t>La Norma ISO 9001</w:t>
+      </w:r>
+      <w:r>
+        <w:rPr>
+          <w:lang w:eastAsia="es-CO"/>
+        </w:rPr>
+        <w:t>:</w:t>
+      </w:r>
+      <w:r>
+        <w:rPr>
+          <w:lang w:eastAsia="es-CO"/>
+        </w:rPr>
+        <w:t xml:space="preserve">2015 establece el enfoque basado en procesos como uno de los fundamentos para la implementación y mantenimiento del Sistema de Gestión de la Calidad. Este modelo permite comprender la organización como un sistema integrado </w:t>
+      </w:r>
+      <w:r>
+        <w:rPr>
+          <w:lang w:eastAsia="es-CO"/>
+        </w:rPr>
         <w:lastRenderedPageBreak/>
-        <w:t>Modelo ISO 9001:2015 aplicado a procesos</w:t>
-      </w:r>
-      <w:bookmarkEnd w:id="7"/>
-    </w:p>
-    <w:p>
-      <w:pPr>
-        <w:rPr>
-          <w:lang w:eastAsia="es-CO"/>
-        </w:rPr>
-      </w:pPr>
-      <w:r>
-        <w:rPr>
-          <w:lang w:eastAsia="es-CO"/>
-        </w:rPr>
-        <w:t>La Norma ISO 9001</w:t>
-      </w:r>
-      <w:r>
-        <w:rPr>
-          <w:lang w:eastAsia="es-CO"/>
-        </w:rPr>
-        <w:t xml:space="preserve"> </w:t>
-      </w:r>
-      <w:r>
-        <w:rPr>
-          <w:lang w:eastAsia="es-CO"/>
-        </w:rPr>
-        <w:t>2015 establece el enfoque basado en procesos como uno de los fundamentos para la implementación y mantenimiento del Sistema de Gestión de la Calidad. Este modelo permite comprender la organización como un sistema integrado en el que las actividades se desarrollan de manera articulada para generar resultados que satisfagan las necesidades de las partes interesadas.</w:t>
+        <w:t>en el que las actividades se desarrollan de manera articulada para generar resultados que satisfagan las necesidades de las partes interesadas.</w:t>
       </w:r>
     </w:p>
     <w:p>
@@ -5849,13 +5860,6 @@
           <w:lang w:eastAsia="es-CO"/>
         </w:rPr>
       </w:pPr>
-    </w:p>
-    <w:p>
-      <w:pPr>
-        <w:rPr>
-          <w:lang w:eastAsia="es-CO"/>
-        </w:rPr>
-      </w:pPr>
       <w:r>
         <w:rPr>
           <w:lang w:eastAsia="es-CO"/>
@@ -5866,7 +5870,7 @@
         <w:rPr>
           <w:lang w:eastAsia="es-CO"/>
         </w:rPr>
-        <w:t xml:space="preserve"> </w:t>
+        <w:t>:</w:t>
       </w:r>
       <w:r>
         <w:rPr>
@@ -5939,7 +5943,6 @@
         <w:rPr>
           <w:lang w:eastAsia="es-CO"/>
         </w:rPr>
-        <w:lastRenderedPageBreak/>
         <w:t>Relación con los factores críticos de éxito.</w:t>
       </w:r>
     </w:p>
@@ -6025,6 +6028,7 @@
         <w:rPr>
           <w:lang w:eastAsia="es-CO"/>
         </w:rPr>
+        <w:lastRenderedPageBreak/>
         <w:t>Una vez identificados los procesos, la organización debe establecer una estructura que permita representar su relación e interacción. Esta representación se conoce como mapa de procesos, el cual facilita la comprensión del funcionamiento organizacional y permite identificar responsabilidades, flujos de información y relaciones entre actividades.</w:t>
       </w:r>
     </w:p>
@@ -6129,28 +6133,34 @@
         <w:rPr>
           <w:lang w:eastAsia="es-CO"/>
         </w:rPr>
+        <w:t>Para garantizar la adecuada gestión de los procesos, es necesario analizar sus interrelaciones, identificando las entradas que reciben, las salidas que generan, los recursos que utilizan y los responsables de su ejecución. Este análisis permite fortalecer el control organizacional, optimizar la toma de decisiones y facilitar la mejora continua.</w:t>
+      </w:r>
+    </w:p>
+    <w:p>
+      <w:pPr>
+        <w:rPr>
+          <w:lang w:eastAsia="es-CO"/>
+        </w:rPr>
+      </w:pPr>
+      <w:r>
+        <w:rPr>
+          <w:lang w:eastAsia="es-CO"/>
+        </w:rPr>
+        <w:t xml:space="preserve">La aplicación del modelo ISO 9001:2015 promueve una visión sistémica de la organización, permitiendo articular la planificación, operación, evaluación y mejora de </w:t>
+      </w:r>
+      <w:r>
+        <w:rPr>
+          <w:lang w:eastAsia="es-CO"/>
+        </w:rPr>
         <w:lastRenderedPageBreak/>
-        <w:t>Para garantizar la adecuada gestión de los procesos, es necesario analizar sus interrelaciones, identificando las entradas que reciben, las salidas que generan, los recursos que utilizan y los responsables de su ejecución. Este análisis permite fortalecer el control organizacional, optimizar la toma de decisiones y facilitar la mejora continua.</w:t>
-      </w:r>
-    </w:p>
-    <w:p>
-      <w:pPr>
-        <w:rPr>
-          <w:lang w:eastAsia="es-CO"/>
-        </w:rPr>
-      </w:pPr>
-      <w:r>
-        <w:rPr>
-          <w:lang w:eastAsia="es-CO"/>
-        </w:rPr>
-        <w:t>La aplicación del modelo ISO 9001:2015 promueve una visión sistémica de la organización, permitiendo articular la planificación, operación, evaluación y mejora de los procesos, contribuyendo al fortalecimiento del desempeño institucional y al cumplimiento de los requisitos del Sistema de Gestión de la Calidad.</w:t>
+        <w:t>los procesos, contribuyendo al fortalecimiento del desempeño institucional y al cumplimiento de los requisitos del Sistema de Gestión de la Calidad.</w:t>
       </w:r>
     </w:p>
     <w:p>
       <w:pPr>
         <w:pStyle w:val="Ttulo2"/>
       </w:pPr>
-      <w:bookmarkStart w:id="8" w:name="_Toc222846642"/>
+      <w:bookmarkStart w:id="8" w:name="_Toc223118012"/>
       <w:r>
         <w:t>Mapa de procesos</w:t>
       </w:r>
@@ -6205,14 +6215,7 @@
         <w:rPr>
           <w:lang w:eastAsia="es-CO"/>
         </w:rPr>
-        <w:t xml:space="preserve">: corresponden a los procesos relacionados con el direccionamiento institucional, la formulación de políticas, la planeación estratégica, el análisis del contexto organizacional y la toma de decisiones. Estos procesos orientan el funcionamiento general </w:t>
-      </w:r>
-      <w:r>
-        <w:rPr>
-          <w:lang w:eastAsia="es-CO"/>
-        </w:rPr>
-        <w:lastRenderedPageBreak/>
-        <w:t>de la organización y establecen los lineamientos para el desarrollo de los procesos operativos y de apoyo.</w:t>
+        <w:t>: corresponden a los procesos relacionados con el direccionamiento institucional, la formulación de políticas, la planeación estratégica, el análisis del contexto organizacional y la toma de decisiones. Estos procesos orientan el funcionamiento general de la organización y establecen los lineamientos para el desarrollo de los procesos operativos y de apoyo.</w:t>
       </w:r>
     </w:p>
     <w:p>
@@ -6245,7 +6248,14 @@
         <w:rPr>
           <w:lang w:eastAsia="es-CO"/>
         </w:rPr>
-        <w:t>: se relacionan directamente con la generación de productos o la prestación de servicios que aportan valor al cliente. Estos procesos comprenden desde la identificación de necesidades y requisitos del cliente hasta la entrega del producto o servicio y la evaluación de su satisfacción. Generalmente, ocupan la parte central del mapa de procesos y varían según la naturaleza y actividad económica de la organización. Entre los ejemplos de procesos operativos se encuentran:</w:t>
+        <w:t xml:space="preserve">: se relacionan directamente con la generación de productos o la prestación de servicios que aportan valor al cliente. Estos procesos comprenden desde la identificación de necesidades </w:t>
+      </w:r>
+      <w:r>
+        <w:rPr>
+          <w:lang w:eastAsia="es-CO"/>
+        </w:rPr>
+        <w:lastRenderedPageBreak/>
+        <w:t>y requisitos del cliente hasta la entrega del producto o servicio y la evaluación de su satisfacción. Generalmente, ocupan la parte central del mapa de procesos y varían según la naturaleza y actividad económica de la organización. Entre los ejemplos de procesos operativos se encuentran:</w:t>
       </w:r>
     </w:p>
     <w:p>
@@ -6383,7 +6393,6 @@
         <w:rPr>
           <w:lang w:eastAsia="es-CO"/>
         </w:rPr>
-        <w:lastRenderedPageBreak/>
         <w:t>El mapa de procesos permite evidenciar la secuencia e interacción entre los procesos, facilitando el análisis de entradas, salidas, responsables y recursos asociados. Asimismo, contribuye a mejorar la trazabilidad de las actividades, verificar la coherencia entre los procesos y fortalecer la gestión organizacional.</w:t>
       </w:r>
     </w:p>
@@ -6405,21 +6414,21 @@
           <w:bCs/>
           <w:lang w:eastAsia="es-CO"/>
         </w:rPr>
-        <w:t xml:space="preserve"> </w:t>
-      </w:r>
-      <w:r>
-        <w:rPr>
-          <w:lang w:eastAsia="es-CO"/>
-        </w:rPr>
-        <w:t>2015 no exige la elaboración de un manual de calidad, muchas organizaciones lo utilizan como un medio para estructurar la información documentada del sistema, incluyendo el mapa de procesos como una herramienta de referencia para comprender el funcionamiento integral del Sistema de Gestión de la Calidad.</w:t>
-      </w:r>
-    </w:p>
-    <w:p>
-      <w:pPr>
-        <w:rPr>
-          <w:lang w:eastAsia="es-CO"/>
-        </w:rPr>
-      </w:pPr>
+        <w:t>:</w:t>
+      </w:r>
+      <w:r>
+        <w:rPr>
+          <w:lang w:eastAsia="es-CO"/>
+        </w:rPr>
+        <w:t xml:space="preserve">2015 no exige la elaboración de un manual de calidad, muchas organizaciones lo utilizan como un medio para estructurar la información documentada del sistema, incluyendo el mapa de procesos como una </w:t>
+      </w:r>
+      <w:r>
+        <w:rPr>
+          <w:lang w:eastAsia="es-CO"/>
+        </w:rPr>
+        <w:lastRenderedPageBreak/>
+        <w:t>herramienta de referencia para comprender el funcionamiento integral del Sistema de Gestión de la Calidad.</w:t>
+      </w:r>
     </w:p>
     <w:p>
       <w:pPr>
@@ -6524,15 +6533,30 @@
         <w:rPr>
           <w:lang w:eastAsia="es-CO"/>
         </w:rPr>
+        <w:t>A continuación, se presenta el mapa de procesos dentro del Sistema de Gestión de la Calidad.</w:t>
+      </w:r>
+    </w:p>
+    <w:p>
+      <w:pPr>
+        <w:spacing w:before="0" w:after="0" w:line="240" w:lineRule="auto"/>
+        <w:ind w:firstLine="0"/>
+        <w:rPr>
+          <w:lang w:eastAsia="es-CO"/>
+        </w:rPr>
+      </w:pPr>
+      <w:r>
+        <w:rPr>
+          <w:lang w:eastAsia="es-CO"/>
+        </w:rPr>
+        <w:br w:type="page"/>
+      </w:r>
+    </w:p>
+    <w:p>
+      <w:pPr>
+        <w:pStyle w:val="Figura"/>
+      </w:pPr>
+      <w:r>
         <w:lastRenderedPageBreak/>
-        <w:t>A continuación, se presenta el mapa de procesos dentro del Sistema de Gestión de la Calidad.</w:t>
-      </w:r>
-    </w:p>
-    <w:p>
-      <w:pPr>
-        <w:pStyle w:val="Figura"/>
-      </w:pPr>
-      <w:r>
         <w:t>Figura 2.</w:t>
       </w:r>
       <w:r>
@@ -6571,7 +6595,7 @@
                     </pic:cNvPicPr>
                   </pic:nvPicPr>
                   <pic:blipFill>
-                    <a:blip r:embed="rId11">
+                    <a:blip r:embed="rId14">
                       <a:extLst>
                         <a:ext uri="{28A0092B-C50C-407E-A947-70E740481C1C}">
                           <a14:useLocalDpi xmlns:a14="http://schemas.microsoft.com/office/drawing/2010/main" val="0"/>
@@ -6611,7 +6635,7 @@
       <w:pPr>
         <w:pStyle w:val="Ttulo2"/>
       </w:pPr>
-      <w:bookmarkStart w:id="9" w:name="_Toc222846643"/>
+      <w:bookmarkStart w:id="9" w:name="_Toc223118013"/>
       <w:r>
         <w:t>Mejora de procesos</w:t>
       </w:r>
@@ -6640,26 +6664,20 @@
         <w:rPr>
           <w:lang w:eastAsia="es-CO"/>
         </w:rPr>
-        <w:t xml:space="preserve">La mejora de procesos implica evaluar de manera sistemática cómo se desarrollan las actividades, identificar oportunidades de optimización y aplicar acciones que permitan reducir errores, eliminar actividades que no generan valor y aumentar la </w:t>
-      </w:r>
+        <w:t>La mejora de procesos implica evaluar de manera sistemática cómo se desarrollan las actividades, identificar oportunidades de optimización y aplicar acciones que permitan reducir errores, eliminar actividades que no generan valor y aumentar la calidad de los productos o servicios ofrecidos. Este enfoque favorece la toma de decisiones basada en evidencias y contribuye al fortalecimiento de la competitividad organizacional.</w:t>
+      </w:r>
+    </w:p>
+    <w:p>
+      <w:pPr>
+        <w:rPr>
+          <w:lang w:eastAsia="es-CO"/>
+        </w:rPr>
+      </w:pPr>
       <w:r>
         <w:rPr>
           <w:lang w:eastAsia="es-CO"/>
         </w:rPr>
         <w:lastRenderedPageBreak/>
-        <w:t>calidad de los productos o servicios ofrecidos. Este enfoque favorece la toma de decisiones basada en evidencias y contribuye al fortalecimiento de la competitividad organizacional.</w:t>
-      </w:r>
-    </w:p>
-    <w:p>
-      <w:pPr>
-        <w:rPr>
-          <w:lang w:eastAsia="es-CO"/>
-        </w:rPr>
-      </w:pPr>
-      <w:r>
-        <w:rPr>
-          <w:lang w:eastAsia="es-CO"/>
-        </w:rPr>
         <w:t>Dentro del Sistema de Gestión de la Calidad, la mejora de procesos se apoya en el análisis de información proveniente de diferentes fuentes, entre ellas:</w:t>
       </w:r>
     </w:p>
@@ -6801,7 +6819,7 @@
       <w:pPr>
         <w:pStyle w:val="Ttulo2"/>
       </w:pPr>
-      <w:bookmarkStart w:id="10" w:name="_Toc222846644"/>
+      <w:bookmarkStart w:id="10" w:name="_Toc223118014"/>
       <w:r>
         <w:t>Requisitos para mejorar los procesos</w:t>
       </w:r>
@@ -6817,14 +6835,14 @@
         <w:rPr>
           <w:lang w:eastAsia="es-CO"/>
         </w:rPr>
-        <w:t xml:space="preserve">La mejora de los procesos dentro del Sistema de Gestión de la Calidad requiere el cumplimiento de una serie de lineamientos que permiten garantizar que las acciones </w:t>
+        <w:t xml:space="preserve">La mejora de los procesos dentro del Sistema de Gestión de la Calidad requiere el cumplimiento de una serie de lineamientos que permiten garantizar que las acciones implementadas sean planificadas, controladas y orientadas al logro de resultados sostenibles. La NTC ISO 9001 establece que las organizaciones deben determinar, </w:t>
       </w:r>
       <w:r>
         <w:rPr>
           <w:lang w:eastAsia="es-CO"/>
         </w:rPr>
         <w:lastRenderedPageBreak/>
-        <w:t>implementadas sean planificadas, controladas y orientadas al logro de resultados sostenibles. La NTC ISO 9001 establece que las organizaciones deben determinar, implementar y mantener procesos eficaces que contribuyan al mejoramiento del desempeño y al cumplimiento de los requisitos aplicables.</w:t>
+        <w:t>implementar y mantener procesos eficaces que contribuyan al mejoramiento del desempeño y al cumplimiento de los requisitos aplicables.</w:t>
       </w:r>
     </w:p>
     <w:p>
@@ -6987,14 +7005,20 @@
           <w:bCs/>
           <w:lang w:eastAsia="es-CO"/>
         </w:rPr>
+        <w:t>Implementación de acciones correctivas y de mejora</w:t>
+      </w:r>
+      <w:r>
+        <w:rPr>
+          <w:lang w:eastAsia="es-CO"/>
+        </w:rPr>
+        <w:t xml:space="preserve">: cuando se identifican desviaciones, fallas u oportunidades de optimización, la </w:t>
+      </w:r>
+      <w:r>
+        <w:rPr>
+          <w:lang w:eastAsia="es-CO"/>
+        </w:rPr>
         <w:lastRenderedPageBreak/>
-        <w:t>Implementación de acciones correctivas y de mejora</w:t>
-      </w:r>
-      <w:r>
-        <w:rPr>
-          <w:lang w:eastAsia="es-CO"/>
-        </w:rPr>
-        <w:t>: cuando se identifican desviaciones, fallas u oportunidades de optimización, la organización debe establecer acciones que permitan eliminar las causas y prevenir su recurrencia.</w:t>
+        <w:t>organización debe establecer acciones que permitan eliminar las causas y prevenir su recurrencia.</w:t>
       </w:r>
     </w:p>
     <w:p>
@@ -7040,7 +7064,7 @@
       <w:pPr>
         <w:pStyle w:val="Ttulo2"/>
       </w:pPr>
-      <w:bookmarkStart w:id="11" w:name="_Toc222846645"/>
+      <w:bookmarkStart w:id="11" w:name="_Toc223118015"/>
       <w:r>
         <w:t>Mejora continua y la organización</w:t>
       </w:r>
@@ -7070,6 +7094,21 @@
           <w:lang w:eastAsia="es-CO"/>
         </w:rPr>
         <w:t>La NTC ISO 9001 promueve la mejora continua como una actividad sistemática que involucra la planificación, ejecución, evaluación y ajuste de las actividades organizacionales. Para ello, se apoya en herramientas metodológicas como el ciclo PHVA, el análisis de datos, las auditorías internas, la revisión por la dirección y la gestión de acciones correctivas.</w:t>
+      </w:r>
+    </w:p>
+    <w:p>
+      <w:pPr>
+        <w:spacing w:before="0" w:after="0" w:line="240" w:lineRule="auto"/>
+        <w:ind w:firstLine="0"/>
+        <w:rPr>
+          <w:lang w:eastAsia="es-CO"/>
+        </w:rPr>
+      </w:pPr>
+      <w:r>
+        <w:rPr>
+          <w:lang w:eastAsia="es-CO"/>
+        </w:rPr>
+        <w:br w:type="page"/>
       </w:r>
     </w:p>
     <w:p>
@@ -7110,7 +7149,7 @@
                     </pic:cNvPicPr>
                   </pic:nvPicPr>
                   <pic:blipFill>
-                    <a:blip r:embed="rId12">
+                    <a:blip r:embed="rId15">
                       <a:extLst>
                         <a:ext uri="{28A0092B-C50C-407E-A947-70E740481C1C}">
                           <a14:useLocalDpi xmlns:a14="http://schemas.microsoft.com/office/drawing/2010/main" val="0"/>
@@ -7817,7 +7856,7 @@
       <w:pPr>
         <w:pStyle w:val="Ttulo1"/>
       </w:pPr>
-      <w:bookmarkStart w:id="12" w:name="_Toc222846646"/>
+      <w:bookmarkStart w:id="12" w:name="_Toc223118016"/>
       <w:r>
         <w:lastRenderedPageBreak/>
         <w:t>Indicadores de gestión</w:t>
@@ -7932,22 +7971,24 @@
       <w:bookmarkStart w:id="16" w:name="_Toc196295049"/>
       <w:bookmarkStart w:id="17" w:name="_Toc222781516"/>
       <w:bookmarkStart w:id="18" w:name="_Toc222846647"/>
+      <w:bookmarkStart w:id="19" w:name="_Toc223118017"/>
       <w:bookmarkEnd w:id="13"/>
       <w:bookmarkEnd w:id="14"/>
       <w:bookmarkEnd w:id="15"/>
       <w:bookmarkEnd w:id="16"/>
       <w:bookmarkEnd w:id="17"/>
       <w:bookmarkEnd w:id="18"/>
+      <w:bookmarkEnd w:id="19"/>
     </w:p>
     <w:p>
       <w:pPr>
         <w:pStyle w:val="Ttulo2"/>
       </w:pPr>
-      <w:bookmarkStart w:id="19" w:name="_Toc222846648"/>
+      <w:bookmarkStart w:id="20" w:name="_Toc223118018"/>
       <w:r>
         <w:t>Elementos de un indicador</w:t>
       </w:r>
-      <w:bookmarkEnd w:id="19"/>
+      <w:bookmarkEnd w:id="20"/>
     </w:p>
     <w:p>
       <w:pPr>
@@ -8404,14 +8445,14 @@
       <w:pPr>
         <w:pStyle w:val="Ttulo2"/>
       </w:pPr>
-      <w:bookmarkStart w:id="20" w:name="_Hlk222776399"/>
-      <w:bookmarkStart w:id="21" w:name="_Toc222846649"/>
+      <w:bookmarkStart w:id="21" w:name="_Hlk222776399"/>
+      <w:bookmarkStart w:id="22" w:name="_Toc223118019"/>
       <w:r>
         <w:t>Elaboración de indicadores</w:t>
       </w:r>
-      <w:bookmarkEnd w:id="21"/>
-    </w:p>
-    <w:bookmarkEnd w:id="20"/>
+      <w:bookmarkEnd w:id="22"/>
+    </w:p>
+    <w:bookmarkEnd w:id="21"/>
     <w:p>
       <w:pPr>
         <w:rPr>
@@ -9129,11 +9170,11 @@
       <w:pPr>
         <w:pStyle w:val="Ttulo2"/>
       </w:pPr>
-      <w:bookmarkStart w:id="22" w:name="_Toc222846650"/>
+      <w:bookmarkStart w:id="23" w:name="_Toc223118020"/>
       <w:r>
         <w:t>Tipos de indicadores</w:t>
       </w:r>
-      <w:bookmarkEnd w:id="22"/>
+      <w:bookmarkEnd w:id="23"/>
     </w:p>
     <w:p>
       <w:pPr>
@@ -9709,11 +9750,11 @@
       <w:pPr>
         <w:pStyle w:val="Ttulo2"/>
       </w:pPr>
-      <w:bookmarkStart w:id="23" w:name="_Toc222846651"/>
+      <w:bookmarkStart w:id="24" w:name="_Toc223118021"/>
       <w:r>
         <w:t>Interpretación y análisis de resultados</w:t>
       </w:r>
-      <w:bookmarkEnd w:id="23"/>
+      <w:bookmarkEnd w:id="24"/>
     </w:p>
     <w:p>
       <w:pPr>
@@ -10356,12 +10397,12 @@
       <w:pPr>
         <w:pStyle w:val="Ttulo1"/>
       </w:pPr>
-      <w:bookmarkStart w:id="24" w:name="_Toc222846652"/>
+      <w:bookmarkStart w:id="25" w:name="_Toc223118022"/>
       <w:r>
         <w:lastRenderedPageBreak/>
         <w:t>Métodos de solución de problemas y mejora</w:t>
       </w:r>
-      <w:bookmarkEnd w:id="24"/>
+      <w:bookmarkEnd w:id="25"/>
     </w:p>
     <w:p>
       <w:pPr>
@@ -10548,20 +10589,22 @@
           <w:lang w:eastAsia="es-CO"/>
         </w:rPr>
       </w:pPr>
-      <w:bookmarkStart w:id="25" w:name="_Toc222781522"/>
-      <w:bookmarkStart w:id="26" w:name="_Toc222846653"/>
-      <w:bookmarkEnd w:id="25"/>
+      <w:bookmarkStart w:id="26" w:name="_Toc222781522"/>
+      <w:bookmarkStart w:id="27" w:name="_Toc222846653"/>
+      <w:bookmarkStart w:id="28" w:name="_Toc223118023"/>
       <w:bookmarkEnd w:id="26"/>
+      <w:bookmarkEnd w:id="27"/>
+      <w:bookmarkEnd w:id="28"/>
     </w:p>
     <w:p>
       <w:pPr>
         <w:pStyle w:val="Ttulo2"/>
       </w:pPr>
-      <w:bookmarkStart w:id="27" w:name="_Toc222846654"/>
+      <w:bookmarkStart w:id="29" w:name="_Toc223118024"/>
       <w:r>
         <w:t>Jurado de opinión o selección ponderada</w:t>
       </w:r>
-      <w:bookmarkEnd w:id="27"/>
+      <w:bookmarkEnd w:id="29"/>
     </w:p>
     <w:p>
       <w:pPr>
@@ -11230,11 +11273,11 @@
       <w:pPr>
         <w:pStyle w:val="Ttulo2"/>
       </w:pPr>
-      <w:bookmarkStart w:id="28" w:name="_Toc222846655"/>
+      <w:bookmarkStart w:id="30" w:name="_Toc223118025"/>
       <w:r>
         <w:t>Diagrama de Pareto</w:t>
       </w:r>
-      <w:bookmarkEnd w:id="28"/>
+      <w:bookmarkEnd w:id="30"/>
     </w:p>
     <w:p>
       <w:pPr>
@@ -11622,7 +11665,7 @@
                     </pic:cNvPicPr>
                   </pic:nvPicPr>
                   <pic:blipFill>
-                    <a:blip r:embed="rId13">
+                    <a:blip r:embed="rId16">
                       <a:extLst>
                         <a:ext uri="{28A0092B-C50C-407E-A947-70E740481C1C}">
                           <a14:useLocalDpi xmlns:a14="http://schemas.microsoft.com/office/drawing/2010/main" val="0"/>
@@ -12197,11 +12240,11 @@
       <w:pPr>
         <w:pStyle w:val="Ttulo2"/>
       </w:pPr>
-      <w:bookmarkStart w:id="29" w:name="_Toc222846656"/>
+      <w:bookmarkStart w:id="31" w:name="_Toc223118026"/>
       <w:r>
         <w:t>Diagrama causa-efecto</w:t>
       </w:r>
-      <w:bookmarkEnd w:id="29"/>
+      <w:bookmarkEnd w:id="31"/>
     </w:p>
     <w:p>
       <w:pPr>
@@ -12666,7 +12709,7 @@
                     </pic:cNvPicPr>
                   </pic:nvPicPr>
                   <pic:blipFill>
-                    <a:blip r:embed="rId14">
+                    <a:blip r:embed="rId17">
                       <a:extLst>
                         <a:ext uri="{28A0092B-C50C-407E-A947-70E740481C1C}">
                           <a14:useLocalDpi xmlns:a14="http://schemas.microsoft.com/office/drawing/2010/main" val="0"/>
@@ -12699,12 +12742,12 @@
       <w:pPr>
         <w:pStyle w:val="Ttulo2"/>
       </w:pPr>
-      <w:bookmarkStart w:id="30" w:name="_Toc222846657"/>
+      <w:bookmarkStart w:id="32" w:name="_Toc223118027"/>
       <w:r>
         <w:lastRenderedPageBreak/>
         <w:t>Tormenta de ideas</w:t>
       </w:r>
-      <w:bookmarkEnd w:id="30"/>
+      <w:bookmarkEnd w:id="32"/>
     </w:p>
     <w:p>
       <w:pPr>
@@ -12872,6 +12915,21 @@
     </w:p>
     <w:p>
       <w:pPr>
+        <w:spacing w:before="0" w:after="0" w:line="240" w:lineRule="auto"/>
+        <w:ind w:firstLine="0"/>
+        <w:rPr>
+          <w:lang w:eastAsia="es-CO"/>
+        </w:rPr>
+      </w:pPr>
+      <w:r>
+        <w:rPr>
+          <w:lang w:eastAsia="es-CO"/>
+        </w:rPr>
+        <w:br w:type="page"/>
+      </w:r>
+    </w:p>
+    <w:p>
+      <w:pPr>
         <w:pStyle w:val="Prrafodelista"/>
         <w:numPr>
           <w:ilvl w:val="0"/>
@@ -12889,6 +12947,7 @@
           <w:bCs/>
           <w:lang w:eastAsia="es-CO"/>
         </w:rPr>
+        <w:lastRenderedPageBreak/>
         <w:t>Definición del problema o situación a analizar</w:t>
       </w:r>
     </w:p>
@@ -12902,7 +12961,6 @@
         <w:rPr>
           <w:lang w:eastAsia="es-CO"/>
         </w:rPr>
-        <w:lastRenderedPageBreak/>
         <w:t>Se establece con claridad el objetivo de la sesión, asegurando que todos los participantes comprendan el tema a tratar.</w:t>
       </w:r>
     </w:p>
@@ -13076,12 +13134,12 @@
       <w:pPr>
         <w:pStyle w:val="Ttulo2"/>
       </w:pPr>
-      <w:bookmarkStart w:id="31" w:name="_Toc222846658"/>
+      <w:bookmarkStart w:id="33" w:name="_Toc223118028"/>
       <w:r>
         <w:lastRenderedPageBreak/>
         <w:t>Diagrama de dispersión</w:t>
       </w:r>
-      <w:bookmarkEnd w:id="31"/>
+      <w:bookmarkEnd w:id="33"/>
     </w:p>
     <w:p>
       <w:pPr>
@@ -13172,6 +13230,21 @@
     </w:p>
     <w:p>
       <w:pPr>
+        <w:spacing w:before="0" w:after="0" w:line="240" w:lineRule="auto"/>
+        <w:ind w:firstLine="0"/>
+        <w:rPr>
+          <w:lang w:eastAsia="es-CO"/>
+        </w:rPr>
+      </w:pPr>
+      <w:r>
+        <w:rPr>
+          <w:lang w:eastAsia="es-CO"/>
+        </w:rPr>
+        <w:br w:type="page"/>
+      </w:r>
+    </w:p>
+    <w:p>
+      <w:pPr>
         <w:pStyle w:val="Prrafodelista"/>
         <w:numPr>
           <w:ilvl w:val="0"/>
@@ -13189,6 +13262,7 @@
           <w:bCs/>
           <w:lang w:eastAsia="es-CO"/>
         </w:rPr>
+        <w:lastRenderedPageBreak/>
         <w:t>Recolectar los datos</w:t>
       </w:r>
     </w:p>
@@ -13202,7 +13276,6 @@
         <w:rPr>
           <w:lang w:eastAsia="es-CO"/>
         </w:rPr>
-        <w:lastRenderedPageBreak/>
         <w:t>Se obtienen pares de datos confiables que permitan representar la relación entre las variables.</w:t>
       </w:r>
     </w:p>
@@ -13341,7 +13414,7 @@
                     </pic:cNvPicPr>
                   </pic:nvPicPr>
                   <pic:blipFill>
-                    <a:blip r:embed="rId15">
+                    <a:blip r:embed="rId18">
                       <a:extLst>
                         <a:ext uri="{28A0092B-C50C-407E-A947-70E740481C1C}">
                           <a14:useLocalDpi xmlns:a14="http://schemas.microsoft.com/office/drawing/2010/main" val="0"/>
@@ -13400,6 +13473,7 @@
           <w:bCs/>
           <w:lang w:eastAsia="es-CO"/>
         </w:rPr>
+        <w:lastRenderedPageBreak/>
         <w:t>Correlación positiva débil</w:t>
       </w:r>
       <w:r>
@@ -13426,7 +13500,6 @@
           <w:bCs/>
           <w:lang w:eastAsia="es-CO"/>
         </w:rPr>
-        <w:lastRenderedPageBreak/>
         <w:t>Ausencia de correlación</w:t>
       </w:r>
       <w:r>
@@ -13531,11 +13604,11 @@
       <w:pPr>
         <w:pStyle w:val="Ttulo2"/>
       </w:pPr>
-      <w:bookmarkStart w:id="32" w:name="_Toc222846659"/>
+      <w:bookmarkStart w:id="34" w:name="_Toc223118029"/>
       <w:r>
         <w:t>Introducción a Seis Sigma</w:t>
       </w:r>
-      <w:bookmarkEnd w:id="32"/>
+      <w:bookmarkEnd w:id="34"/>
     </w:p>
     <w:p>
       <w:pPr>
@@ -13560,20 +13633,26 @@
         <w:rPr>
           <w:lang w:eastAsia="es-CO"/>
         </w:rPr>
-        <w:t>La metodología Seis Sigma busca que los procesos operen dentro de niveles de desempeño controlados, reduciendo errores y desviaciones respecto a los estándares establecidos. Para ello, emplea herramientas estadísticas que permiten medir, analizar y mejorar los resultados obtenidos en cada etapa del proceso.</w:t>
-      </w:r>
-    </w:p>
-    <w:p>
-      <w:pPr>
-        <w:rPr>
-          <w:lang w:eastAsia="es-CO"/>
-        </w:rPr>
-      </w:pPr>
+        <w:t xml:space="preserve">La metodología Seis Sigma busca que los procesos operen dentro de niveles de desempeño controlados, reduciendo errores y desviaciones respecto a los estándares </w:t>
+      </w:r>
       <w:r>
         <w:rPr>
           <w:lang w:eastAsia="es-CO"/>
         </w:rPr>
         <w:lastRenderedPageBreak/>
+        <w:t>establecidos. Para ello, emplea herramientas estadísticas que permiten medir, analizar y mejorar los resultados obtenidos en cada etapa del proceso.</w:t>
+      </w:r>
+    </w:p>
+    <w:p>
+      <w:pPr>
+        <w:rPr>
+          <w:lang w:eastAsia="es-CO"/>
+        </w:rPr>
+      </w:pPr>
+      <w:r>
+        <w:rPr>
+          <w:lang w:eastAsia="es-CO"/>
+        </w:rPr>
         <w:t>Uno de los enfoques más utilizados en Seis Sigma es el ciclo DMAIC, el cual estructura el proceso de mejora en cinco fases:</w:t>
       </w:r>
     </w:p>
@@ -13735,9 +13814,28 @@
     </w:p>
     <w:p>
       <w:pPr>
+        <w:spacing w:before="0" w:after="0" w:line="240" w:lineRule="auto"/>
+        <w:ind w:firstLine="0"/>
+        <w:rPr>
+          <w:rFonts w:cs="Times New Roman (Cuerpo en alfa"/>
+          <w:b/>
+          <w:bCs/>
+          <w:color w:val="000000"/>
+          <w:kern w:val="0"/>
+          <w:szCs w:val="24"/>
+          <w:lang w:eastAsia="es-CO"/>
+        </w:rPr>
+      </w:pPr>
+      <w:r>
+        <w:br w:type="page"/>
+      </w:r>
+    </w:p>
+    <w:p>
+      <w:pPr>
         <w:pStyle w:val="Figura"/>
       </w:pPr>
       <w:r>
+        <w:lastRenderedPageBreak/>
         <w:t>Figura 7. Límites de especificación del proceso</w:t>
       </w:r>
     </w:p>
@@ -13770,7 +13868,7 @@
                     </pic:cNvPicPr>
                   </pic:nvPicPr>
                   <pic:blipFill>
-                    <a:blip r:embed="rId16">
+                    <a:blip r:embed="rId19">
                       <a:extLst>
                         <a:ext uri="{28A0092B-C50C-407E-A947-70E740481C1C}">
                           <a14:useLocalDpi xmlns:a14="http://schemas.microsoft.com/office/drawing/2010/main" val="0"/>
@@ -13818,12 +13916,12 @@
       <w:pPr>
         <w:pStyle w:val="Ttulo1"/>
       </w:pPr>
-      <w:bookmarkStart w:id="33" w:name="_Toc222846660"/>
+      <w:bookmarkStart w:id="35" w:name="_Toc223118030"/>
       <w:r>
         <w:lastRenderedPageBreak/>
         <w:t>Control de calidad</w:t>
       </w:r>
-      <w:bookmarkEnd w:id="33"/>
+      <w:bookmarkEnd w:id="35"/>
     </w:p>
     <w:p>
       <w:pPr>
@@ -13914,32 +14012,26 @@
           <w:lang w:eastAsia="es-CO"/>
         </w:rPr>
       </w:pPr>
-      <w:bookmarkStart w:id="34" w:name="_Toc222781530"/>
-      <w:bookmarkStart w:id="35" w:name="_Toc222846661"/>
-      <w:bookmarkEnd w:id="34"/>
-      <w:bookmarkEnd w:id="35"/>
+      <w:bookmarkStart w:id="36" w:name="_Toc222781530"/>
+      <w:bookmarkStart w:id="37" w:name="_Toc222846661"/>
+      <w:bookmarkStart w:id="38" w:name="_Toc223118031"/>
+      <w:bookmarkEnd w:id="36"/>
+      <w:bookmarkEnd w:id="37"/>
+      <w:bookmarkEnd w:id="38"/>
     </w:p>
     <w:p>
       <w:pPr>
         <w:pStyle w:val="Ttulo2"/>
-      </w:pPr>
-      <w:bookmarkStart w:id="36" w:name="_Toc222846662"/>
-      <w:r>
-        <w:t>Control ambiental: temperatura y humedad</w:t>
-      </w:r>
-      <w:bookmarkEnd w:id="36"/>
-    </w:p>
-    <w:p>
-      <w:pPr>
         <w:ind w:left="708" w:firstLine="1"/>
-        <w:rPr>
-          <w:lang w:eastAsia="es-CO"/>
-        </w:rPr>
-      </w:pPr>
-      <w:r>
-        <w:rPr>
-          <w:lang w:eastAsia="es-CO"/>
-        </w:rPr>
+      </w:pPr>
+      <w:bookmarkStart w:id="39" w:name="_Toc223118032"/>
+      <w:r>
+        <w:t>Sistemas de medición</w:t>
+      </w:r>
+      <w:bookmarkEnd w:id="39"/>
+    </w:p>
+    <w:p>
+      <w:r>
         <w:t xml:space="preserve">Los sistemas de medición corresponden al conjunto de instrumentos, métodos, procedimientos, </w:t>
       </w:r>
       <w:r>
@@ -13949,9 +14041,6 @@
         <w:t>software</w:t>
       </w:r>
       <w:r>
-        <w:rPr>
-          <w:lang w:eastAsia="es-CO"/>
-        </w:rPr>
         <w:t>, personal y condiciones utilizadas para obtener datos que permitan evaluar las características de un proceso, producto o servicio. Su correcta implementación garantiza la confiabilidad de la información utilizada para la toma de decisiones dentro del Sistema de Gestión de la Calidad.</w:t>
       </w:r>
     </w:p>
@@ -14002,6 +14091,14 @@
       </w:r>
       <w:r>
         <w:rPr>
+          <w:b/>
+          <w:bCs/>
+          <w:lang w:eastAsia="es-CO"/>
+        </w:rPr>
+        <w:t>:</w:t>
+      </w:r>
+      <w:r>
+        <w:rPr>
           <w:lang w:eastAsia="es-CO"/>
         </w:rPr>
         <w:t xml:space="preserve"> permiten obtener datos cuantitativos, como balanzas, termómetros, calibres o equipos electrónicos.</w:t>
@@ -14028,6 +14125,14 @@
       </w:r>
       <w:r>
         <w:rPr>
+          <w:b/>
+          <w:bCs/>
+          <w:lang w:eastAsia="es-CO"/>
+        </w:rPr>
+        <w:t>:</w:t>
+      </w:r>
+      <w:r>
+        <w:rPr>
           <w:lang w:eastAsia="es-CO"/>
         </w:rPr>
         <w:t xml:space="preserve"> establecen la forma en que se realiza la medición, incluyendo procedimientos técnicos y protocolos definidos.</w:t>
@@ -14055,6 +14160,14 @@
       </w:r>
       <w:r>
         <w:rPr>
+          <w:b/>
+          <w:bCs/>
+          <w:lang w:eastAsia="es-CO"/>
+        </w:rPr>
+        <w:t>:</w:t>
+      </w:r>
+      <w:r>
+        <w:rPr>
           <w:lang w:eastAsia="es-CO"/>
         </w:rPr>
         <w:t xml:space="preserve"> garantiza que las mediciones se realicen correctamente, siguiendo los lineamientos establecidos.</w:t>
@@ -14081,6 +14194,14 @@
       </w:r>
       <w:r>
         <w:rPr>
+          <w:b/>
+          <w:bCs/>
+          <w:lang w:eastAsia="es-CO"/>
+        </w:rPr>
+        <w:t>:</w:t>
+      </w:r>
+      <w:r>
+        <w:rPr>
           <w:lang w:eastAsia="es-CO"/>
         </w:rPr>
         <w:t xml:space="preserve"> influyen en la exactitud de los resultados, como temperatura, humedad o vibraciones.</w:t>
@@ -14107,6 +14228,14 @@
       </w:r>
       <w:r>
         <w:rPr>
+          <w:b/>
+          <w:bCs/>
+          <w:lang w:eastAsia="es-CO"/>
+        </w:rPr>
+        <w:t>:</w:t>
+      </w:r>
+      <w:r>
+        <w:rPr>
           <w:lang w:eastAsia="es-CO"/>
         </w:rPr>
         <w:t xml:space="preserve"> facilitan la trazabilidad de la información y permiten evaluar el desempeño de los procesos.</w:t>
@@ -14142,11 +14271,11 @@
       <w:pPr>
         <w:pStyle w:val="Ttulo2"/>
       </w:pPr>
-      <w:bookmarkStart w:id="37" w:name="_Toc222846663"/>
+      <w:bookmarkStart w:id="40" w:name="_Toc223118033"/>
       <w:r>
         <w:t>Límites de tolerancia</w:t>
       </w:r>
-      <w:bookmarkEnd w:id="37"/>
+      <w:bookmarkEnd w:id="40"/>
     </w:p>
     <w:p>
       <w:pPr>
@@ -14606,11 +14735,11 @@
       <w:pPr>
         <w:pStyle w:val="Ttulo2"/>
       </w:pPr>
-      <w:bookmarkStart w:id="38" w:name="_Toc222846664"/>
+      <w:bookmarkStart w:id="41" w:name="_Toc223118034"/>
       <w:r>
         <w:t>Control estadístico de procesos</w:t>
       </w:r>
-      <w:bookmarkEnd w:id="38"/>
+      <w:bookmarkEnd w:id="41"/>
     </w:p>
     <w:p>
       <w:pPr>
@@ -14824,12 +14953,12 @@
       <w:pPr>
         <w:pStyle w:val="Ttulo2"/>
       </w:pPr>
-      <w:bookmarkStart w:id="39" w:name="_Toc222846665"/>
+      <w:bookmarkStart w:id="42" w:name="_Toc223118035"/>
       <w:r>
         <w:lastRenderedPageBreak/>
         <w:t>Métodos estadísticos aplicados a la calidad</w:t>
       </w:r>
-      <w:bookmarkEnd w:id="39"/>
+      <w:bookmarkEnd w:id="42"/>
     </w:p>
     <w:p>
       <w:pPr>
@@ -15046,12 +15175,12 @@
       <w:pPr>
         <w:pStyle w:val="Ttulo1"/>
       </w:pPr>
-      <w:bookmarkStart w:id="40" w:name="_Toc222846666"/>
+      <w:bookmarkStart w:id="43" w:name="_Toc223118036"/>
       <w:r>
         <w:lastRenderedPageBreak/>
         <w:t>Operación en ISO 9001:2015</w:t>
       </w:r>
-      <w:bookmarkEnd w:id="40"/>
+      <w:bookmarkEnd w:id="43"/>
     </w:p>
     <w:p>
       <w:pPr>
@@ -15135,20 +15264,22 @@
           <w:lang w:eastAsia="es-CO"/>
         </w:rPr>
       </w:pPr>
-      <w:bookmarkStart w:id="41" w:name="_Toc222781536"/>
-      <w:bookmarkStart w:id="42" w:name="_Toc222846667"/>
-      <w:bookmarkEnd w:id="41"/>
-      <w:bookmarkEnd w:id="42"/>
+      <w:bookmarkStart w:id="44" w:name="_Toc222781536"/>
+      <w:bookmarkStart w:id="45" w:name="_Toc222846667"/>
+      <w:bookmarkStart w:id="46" w:name="_Toc223118037"/>
+      <w:bookmarkEnd w:id="44"/>
+      <w:bookmarkEnd w:id="45"/>
+      <w:bookmarkEnd w:id="46"/>
     </w:p>
     <w:p>
       <w:pPr>
         <w:pStyle w:val="Ttulo2"/>
       </w:pPr>
-      <w:bookmarkStart w:id="43" w:name="_Toc222846668"/>
+      <w:bookmarkStart w:id="47" w:name="_Toc223118038"/>
       <w:r>
         <w:t>Planificación y control operacional (Numeral 8.1)</w:t>
       </w:r>
-      <w:bookmarkEnd w:id="43"/>
+      <w:bookmarkEnd w:id="47"/>
     </w:p>
     <w:p>
       <w:pPr>
@@ -15217,7 +15348,25 @@
         <w:rPr>
           <w:lang w:eastAsia="es-CO"/>
         </w:rPr>
-        <w:t>Entradas (Requisitos del cliente, requisitos legales, políticas y objetivos de calidad)</w:t>
+        <w:t>Entradas (</w:t>
+      </w:r>
+      <w:r>
+        <w:rPr>
+          <w:lang w:eastAsia="es-CO"/>
+        </w:rPr>
+        <w:t>r</w:t>
+      </w:r>
+      <w:r>
+        <w:rPr>
+          <w:lang w:eastAsia="es-CO"/>
+        </w:rPr>
+        <w:t>equisitos del cliente, requisitos legales, políticas y objetivos de calidad)</w:t>
+      </w:r>
+      <w:r>
+        <w:rPr>
+          <w:lang w:eastAsia="es-CO"/>
+        </w:rPr>
+        <w:t>.</w:t>
       </w:r>
     </w:p>
     <w:p>
@@ -15236,7 +15385,25 @@
           <w:lang w:eastAsia="es-CO"/>
         </w:rPr>
         <w:lastRenderedPageBreak/>
-        <w:t>Planificación operacional (Definición de actividades, recursos, responsables y criterios)</w:t>
+        <w:t>Planificación operacional (</w:t>
+      </w:r>
+      <w:r>
+        <w:rPr>
+          <w:lang w:eastAsia="es-CO"/>
+        </w:rPr>
+        <w:t>d</w:t>
+      </w:r>
+      <w:r>
+        <w:rPr>
+          <w:lang w:eastAsia="es-CO"/>
+        </w:rPr>
+        <w:t>efinición de actividades, recursos, responsables y criterios)</w:t>
+      </w:r>
+      <w:r>
+        <w:rPr>
+          <w:lang w:eastAsia="es-CO"/>
+        </w:rPr>
+        <w:t>.</w:t>
       </w:r>
     </w:p>
     <w:p>
@@ -15254,7 +15421,25 @@
         <w:rPr>
           <w:lang w:eastAsia="es-CO"/>
         </w:rPr>
-        <w:t>Ejecución del proceso (Producción o prestación del servicio)</w:t>
+        <w:t>Ejecución del proceso (</w:t>
+      </w:r>
+      <w:r>
+        <w:rPr>
+          <w:lang w:eastAsia="es-CO"/>
+        </w:rPr>
+        <w:t>p</w:t>
+      </w:r>
+      <w:r>
+        <w:rPr>
+          <w:lang w:eastAsia="es-CO"/>
+        </w:rPr>
+        <w:t>roducción o prestación del servicio)</w:t>
+      </w:r>
+      <w:r>
+        <w:rPr>
+          <w:lang w:eastAsia="es-CO"/>
+        </w:rPr>
+        <w:t>.</w:t>
       </w:r>
     </w:p>
     <w:p>
@@ -15272,7 +15457,25 @@
         <w:rPr>
           <w:lang w:eastAsia="es-CO"/>
         </w:rPr>
-        <w:t>Seguimiento y control (Indicadores, auditorías, verificación de resultados)</w:t>
+        <w:t>Seguimiento y control (</w:t>
+      </w:r>
+      <w:r>
+        <w:rPr>
+          <w:lang w:eastAsia="es-CO"/>
+        </w:rPr>
+        <w:t>i</w:t>
+      </w:r>
+      <w:r>
+        <w:rPr>
+          <w:lang w:eastAsia="es-CO"/>
+        </w:rPr>
+        <w:t>ndicadores, auditorías, verificación de resultados)</w:t>
+      </w:r>
+      <w:r>
+        <w:rPr>
+          <w:lang w:eastAsia="es-CO"/>
+        </w:rPr>
+        <w:t>.</w:t>
       </w:r>
     </w:p>
     <w:p>
@@ -15290,7 +15493,25 @@
         <w:rPr>
           <w:lang w:eastAsia="es-CO"/>
         </w:rPr>
-        <w:t>Salidas (Producto o servicio conforme)</w:t>
+        <w:t>Salidas (</w:t>
+      </w:r>
+      <w:r>
+        <w:rPr>
+          <w:lang w:eastAsia="es-CO"/>
+        </w:rPr>
+        <w:t>p</w:t>
+      </w:r>
+      <w:r>
+        <w:rPr>
+          <w:lang w:eastAsia="es-CO"/>
+        </w:rPr>
+        <w:t>roducto o servicio conforme)</w:t>
+      </w:r>
+      <w:r>
+        <w:rPr>
+          <w:lang w:eastAsia="es-CO"/>
+        </w:rPr>
+        <w:t>.</w:t>
       </w:r>
     </w:p>
     <w:p>
@@ -15648,11 +15869,11 @@
       <w:pPr>
         <w:pStyle w:val="Ttulo2"/>
       </w:pPr>
-      <w:bookmarkStart w:id="44" w:name="_Toc222846669"/>
+      <w:bookmarkStart w:id="48" w:name="_Toc223118039"/>
       <w:r>
         <w:t>Requisitos para productos y servicios (Numeral 8.2)</w:t>
       </w:r>
-      <w:bookmarkEnd w:id="44"/>
+      <w:bookmarkEnd w:id="48"/>
     </w:p>
     <w:p>
       <w:pPr>
@@ -15992,11 +16213,11 @@
       <w:pPr>
         <w:pStyle w:val="Ttulo2"/>
       </w:pPr>
-      <w:bookmarkStart w:id="45" w:name="_Toc222846670"/>
+      <w:bookmarkStart w:id="49" w:name="_Toc223118040"/>
       <w:r>
         <w:t>Diseño y desarrollo de productos y servicios (Numeral 8.3)</w:t>
       </w:r>
-      <w:bookmarkEnd w:id="45"/>
+      <w:bookmarkEnd w:id="49"/>
     </w:p>
     <w:p>
       <w:pPr>
@@ -16312,11 +16533,11 @@
       <w:pPr>
         <w:pStyle w:val="Ttulo2"/>
       </w:pPr>
-      <w:bookmarkStart w:id="46" w:name="_Toc222846671"/>
+      <w:bookmarkStart w:id="50" w:name="_Toc223118041"/>
       <w:r>
         <w:t>Control de procesos, productos y servicios externos (Numeral 8.4)</w:t>
       </w:r>
-      <w:bookmarkEnd w:id="46"/>
+      <w:bookmarkEnd w:id="50"/>
     </w:p>
     <w:p>
       <w:pPr>
@@ -16484,12 +16705,12 @@
       <w:pPr>
         <w:pStyle w:val="Ttulo2"/>
       </w:pPr>
-      <w:bookmarkStart w:id="47" w:name="_Toc222846672"/>
+      <w:bookmarkStart w:id="51" w:name="_Toc223118042"/>
       <w:r>
         <w:lastRenderedPageBreak/>
         <w:t>Producción y provisión del servicio (Numeral 8.5)</w:t>
       </w:r>
-      <w:bookmarkEnd w:id="47"/>
+      <w:bookmarkEnd w:id="51"/>
     </w:p>
     <w:p>
       <w:pPr>
@@ -16687,11 +16908,11 @@
       <w:pPr>
         <w:pStyle w:val="Ttulo2"/>
       </w:pPr>
-      <w:bookmarkStart w:id="48" w:name="_Toc222846673"/>
+      <w:bookmarkStart w:id="52" w:name="_Toc223118043"/>
       <w:r>
         <w:t>Liberación de productos y servicios (Numeral 8.6)</w:t>
       </w:r>
-      <w:bookmarkEnd w:id="48"/>
+      <w:bookmarkEnd w:id="52"/>
     </w:p>
     <w:p>
       <w:pPr>
@@ -16722,7 +16943,7 @@
         <w:rPr>
           <w:lang w:eastAsia="es-CO"/>
         </w:rPr>
-        <w:t xml:space="preserve"> </w:t>
+        <w:t>:</w:t>
       </w:r>
       <w:r>
         <w:rPr>
@@ -16801,7 +17022,7 @@
                     </pic:cNvPicPr>
                   </pic:nvPicPr>
                   <pic:blipFill>
-                    <a:blip r:embed="rId17">
+                    <a:blip r:embed="rId20">
                       <a:extLst>
                         <a:ext uri="{28A0092B-C50C-407E-A947-70E740481C1C}">
                           <a14:useLocalDpi xmlns:a14="http://schemas.microsoft.com/office/drawing/2010/main" val="0"/>
@@ -16834,12 +17055,12 @@
       <w:pPr>
         <w:pStyle w:val="Ttulo2"/>
       </w:pPr>
-      <w:bookmarkStart w:id="49" w:name="_Toc222846674"/>
+      <w:bookmarkStart w:id="53" w:name="_Toc223118044"/>
       <w:r>
         <w:lastRenderedPageBreak/>
         <w:t>Control de salidas no conformes (Numeral 8.7)</w:t>
       </w:r>
-      <w:bookmarkEnd w:id="49"/>
+      <w:bookmarkEnd w:id="53"/>
     </w:p>
     <w:p>
       <w:pPr>
@@ -16870,7 +17091,7 @@
         <w:rPr>
           <w:lang w:eastAsia="es-CO"/>
         </w:rPr>
-        <w:t xml:space="preserve"> </w:t>
+        <w:t>:</w:t>
       </w:r>
       <w:r>
         <w:rPr>
@@ -16956,7 +17177,7 @@
                     </pic:cNvPicPr>
                   </pic:nvPicPr>
                   <pic:blipFill>
-                    <a:blip r:embed="rId18">
+                    <a:blip r:embed="rId21">
                       <a:extLst>
                         <a:ext uri="{28A0092B-C50C-407E-A947-70E740481C1C}">
                           <a14:useLocalDpi xmlns:a14="http://schemas.microsoft.com/office/drawing/2010/main" val="0"/>
@@ -17004,12 +17225,12 @@
       <w:pPr>
         <w:pStyle w:val="Ttulo1"/>
       </w:pPr>
-      <w:bookmarkStart w:id="50" w:name="_Toc222846675"/>
+      <w:bookmarkStart w:id="54" w:name="_Toc223118045"/>
       <w:r>
         <w:lastRenderedPageBreak/>
         <w:t>Mejora del Sistema de Gestión de la Calidad</w:t>
       </w:r>
-      <w:bookmarkEnd w:id="50"/>
+      <w:bookmarkEnd w:id="54"/>
     </w:p>
     <w:p>
       <w:pPr>
@@ -17040,7 +17261,7 @@
         <w:rPr>
           <w:lang w:eastAsia="es-CO"/>
         </w:rPr>
-        <w:t xml:space="preserve"> </w:t>
+        <w:t>:</w:t>
       </w:r>
       <w:r>
         <w:rPr>
@@ -17112,20 +17333,22 @@
           <w:lang w:eastAsia="es-CO"/>
         </w:rPr>
       </w:pPr>
-      <w:bookmarkStart w:id="51" w:name="_Toc222781545"/>
-      <w:bookmarkStart w:id="52" w:name="_Toc222846676"/>
-      <w:bookmarkEnd w:id="51"/>
-      <w:bookmarkEnd w:id="52"/>
+      <w:bookmarkStart w:id="55" w:name="_Toc222781545"/>
+      <w:bookmarkStart w:id="56" w:name="_Toc222846676"/>
+      <w:bookmarkStart w:id="57" w:name="_Toc223118046"/>
+      <w:bookmarkEnd w:id="55"/>
+      <w:bookmarkEnd w:id="56"/>
+      <w:bookmarkEnd w:id="57"/>
     </w:p>
     <w:p>
       <w:pPr>
         <w:pStyle w:val="Ttulo2"/>
       </w:pPr>
-      <w:bookmarkStart w:id="53" w:name="_Toc222846677"/>
+      <w:bookmarkStart w:id="58" w:name="_Toc223118047"/>
       <w:r>
         <w:t>Tipos de mejora</w:t>
       </w:r>
-      <w:bookmarkEnd w:id="53"/>
+      <w:bookmarkEnd w:id="58"/>
     </w:p>
     <w:p>
       <w:pPr>
@@ -17514,11 +17737,11 @@
       <w:pPr>
         <w:pStyle w:val="Ttulo2"/>
       </w:pPr>
-      <w:bookmarkStart w:id="54" w:name="_Toc222846678"/>
+      <w:bookmarkStart w:id="59" w:name="_Toc223118048"/>
       <w:r>
         <w:t>Acciones correctivas</w:t>
       </w:r>
-      <w:bookmarkEnd w:id="54"/>
+      <w:bookmarkEnd w:id="59"/>
     </w:p>
     <w:p>
       <w:pPr>
@@ -17744,12 +17967,12 @@
       <w:pPr>
         <w:pStyle w:val="Titulosgenerales"/>
       </w:pPr>
-      <w:bookmarkStart w:id="55" w:name="_Toc222846679"/>
+      <w:bookmarkStart w:id="60" w:name="_Toc223118049"/>
       <w:r>
         <w:lastRenderedPageBreak/>
         <w:t>Síntesis</w:t>
       </w:r>
-      <w:bookmarkEnd w:id="55"/>
+      <w:bookmarkEnd w:id="60"/>
     </w:p>
     <w:p>
       <w:pPr>
@@ -17793,7 +18016,7 @@
                     </pic:cNvPicPr>
                   </pic:nvPicPr>
                   <pic:blipFill>
-                    <a:blip r:embed="rId19">
+                    <a:blip r:embed="rId22">
                       <a:extLst>
                         <a:ext uri="{28A0092B-C50C-407E-A947-70E740481C1C}">
                           <a14:useLocalDpi xmlns:a14="http://schemas.microsoft.com/office/drawing/2010/main" val="0"/>
@@ -17826,14 +18049,14 @@
       <w:pPr>
         <w:pStyle w:val="Titulosgenerales"/>
       </w:pPr>
-      <w:bookmarkStart w:id="56" w:name="_Toc176443725"/>
-      <w:bookmarkStart w:id="57" w:name="_Toc222846680"/>
+      <w:bookmarkStart w:id="61" w:name="_Toc176443725"/>
+      <w:bookmarkStart w:id="62" w:name="_Toc223118050"/>
       <w:r>
         <w:lastRenderedPageBreak/>
         <w:t>Glosario</w:t>
       </w:r>
-      <w:bookmarkEnd w:id="56"/>
-      <w:bookmarkEnd w:id="57"/>
+      <w:bookmarkEnd w:id="61"/>
+      <w:bookmarkEnd w:id="62"/>
     </w:p>
     <w:p>
       <w:pPr>
@@ -18220,8 +18443,8 @@
           <w:lang w:val="es-MX"/>
         </w:rPr>
       </w:pPr>
-      <w:bookmarkStart w:id="58" w:name="_Toc176443726"/>
-      <w:bookmarkStart w:id="59" w:name="_Toc222846681"/>
+      <w:bookmarkStart w:id="63" w:name="_Toc176443726"/>
+      <w:bookmarkStart w:id="64" w:name="_Toc223118051"/>
       <w:r>
         <w:rPr>
           <w:lang w:val="es-MX"/>
@@ -18229,8 +18452,8 @@
         <w:lastRenderedPageBreak/>
         <w:t>Referencias bibliográficas</w:t>
       </w:r>
-      <w:bookmarkEnd w:id="58"/>
-      <w:bookmarkEnd w:id="59"/>
+      <w:bookmarkEnd w:id="63"/>
+      <w:bookmarkEnd w:id="64"/>
     </w:p>
     <w:p>
       <w:pPr>
@@ -18244,7 +18467,7 @@
         </w:rPr>
         <w:t xml:space="preserve">Betancourt, D. (2015). Diseño y desarrollo de productos y servicios en ISO 9001. </w:t>
       </w:r>
-      <w:hyperlink r:id="rId20" w:history="1">
+      <w:hyperlink r:id="rId23" w:history="1">
         <w:r>
           <w:rPr>
             <w:rStyle w:val="Hipervnculo"/>
@@ -18497,7 +18720,7 @@
         </w:rPr>
         <w:t xml:space="preserve">. (2014). La mejora continua de procesos. </w:t>
       </w:r>
-      <w:hyperlink r:id="rId21" w:history="1">
+      <w:hyperlink r:id="rId24" w:history="1">
         <w:r>
           <w:rPr>
             <w:rStyle w:val="Hipervnculo"/>
@@ -18545,14 +18768,14 @@
       <w:pPr>
         <w:pStyle w:val="Titulosgenerales"/>
       </w:pPr>
-      <w:bookmarkStart w:id="60" w:name="_Toc176443727"/>
-      <w:bookmarkStart w:id="61" w:name="_Toc222846682"/>
+      <w:bookmarkStart w:id="65" w:name="_Toc176443727"/>
+      <w:bookmarkStart w:id="66" w:name="_Toc223118052"/>
       <w:r>
         <w:lastRenderedPageBreak/>
         <w:t>Créditos</w:t>
       </w:r>
-      <w:bookmarkEnd w:id="60"/>
-      <w:bookmarkEnd w:id="61"/>
+      <w:bookmarkEnd w:id="65"/>
+      <w:bookmarkEnd w:id="66"/>
     </w:p>
     <w:tbl>
       <w:tblPr>
@@ -18588,7 +18811,7 @@
                 <w:lang w:val="es-419" w:eastAsia="es-CO"/>
               </w:rPr>
             </w:pPr>
-            <w:bookmarkStart w:id="62" w:name="_Hlk154833079"/>
+            <w:bookmarkStart w:id="67" w:name="_Hlk154833079"/>
             <w:r>
               <w:rPr>
                 <w:rFonts w:asciiTheme="minorHAnsi" w:hAnsiTheme="minorHAnsi" w:cstheme="minorHAnsi"/>
@@ -18936,7 +19159,7 @@
             <w:pPr>
               <w:ind w:firstLine="0"/>
             </w:pPr>
-            <w:bookmarkStart w:id="63" w:name="_Hlk222766822"/>
+            <w:bookmarkStart w:id="68" w:name="_Hlk222766822"/>
             <w:r>
               <w:lastRenderedPageBreak/>
               <w:t xml:space="preserve">Oscar </w:t>
@@ -18978,7 +19201,7 @@
           </w:p>
         </w:tc>
       </w:tr>
-      <w:bookmarkEnd w:id="63"/>
+      <w:bookmarkEnd w:id="68"/>
       <w:tr>
         <w:trPr>
           <w:jc w:val="center"/>
@@ -19221,7 +19444,7 @@
           </w:p>
         </w:tc>
       </w:tr>
-      <w:bookmarkEnd w:id="62"/>
+      <w:bookmarkEnd w:id="67"/>
     </w:tbl>
     <w:p>
       <w:pPr>
@@ -19242,8 +19465,8 @@
       </w:pPr>
     </w:p>
     <w:sectPr>
-      <w:headerReference w:type="default" r:id="rId22"/>
-      <w:footerReference w:type="default" r:id="rId23"/>
+      <w:headerReference w:type="default" r:id="rId25"/>
+      <w:footerReference w:type="default" r:id="rId26"/>
       <w:pgSz w:w="12240" w:h="15840"/>
       <w:pgMar w:top="1701" w:right="1134" w:bottom="1134" w:left="1134" w:header="709" w:footer="737" w:gutter="0"/>
       <w:pgNumType w:start="1"/>
@@ -27987,6 +28210,26 @@
 </file>
 
 <file path=customXml/item2.xml><?xml version="1.0" encoding="utf-8"?>
+<p:properties xmlns:p="http://schemas.microsoft.com/office/2006/metadata/properties" xmlns:xsi="http://www.w3.org/2001/XMLSchema-instance" xmlns:pc="http://schemas.microsoft.com/office/infopath/2007/PartnerControls">
+  <documentManagement>
+    <TaxCatchAll xmlns="13c90a0b-73bc-4dc0-be5f-28d77b615beb" xsi:nil="true"/>
+    <lcf76f155ced4ddcb4097134ff3c332f xmlns="13c93bba-48ce-428c-bfe5-88b42c19b028">
+      <Terms xmlns="http://schemas.microsoft.com/office/infopath/2007/PartnerControls"/>
+    </lcf76f155ced4ddcb4097134ff3c332f>
+  </documentManagement>
+</p:properties>
+</file>
+
+<file path=customXml/item3.xml><?xml version="1.0" encoding="utf-8"?>
+<?mso-contentType ?>
+<FormTemplates xmlns="http://schemas.microsoft.com/sharepoint/v3/contenttype/forms">
+  <Display>DocumentLibraryForm</Display>
+  <Edit>DocumentLibraryForm</Edit>
+  <New>DocumentLibraryForm</New>
+</FormTemplates>
+</file>
+
+<file path=customXml/item4.xml><?xml version="1.0" encoding="utf-8"?>
 <ct:contentTypeSchema xmlns:ct="http://schemas.microsoft.com/office/2006/metadata/contentType" xmlns:ma="http://schemas.microsoft.com/office/2006/metadata/properties/metaAttributes" ct:_="" ma:_="" ma:contentTypeName="Documento" ma:contentTypeID="0x0101006A81D6BD42E8DF4C91013959704817E1" ma:contentTypeVersion="14" ma:contentTypeDescription="Crear nuevo documento." ma:contentTypeScope="" ma:versionID="cd14e03e9fc6eb087109c39a3de1a2a7">
   <xsd:schema xmlns:xsd="http://www.w3.org/2001/XMLSchema" xmlns:xs="http://www.w3.org/2001/XMLSchema" xmlns:p="http://schemas.microsoft.com/office/2006/metadata/properties" xmlns:ns2="13c90a0b-73bc-4dc0-be5f-28d77b615beb" xmlns:ns3="13c93bba-48ce-428c-bfe5-88b42c19b028" targetNamespace="http://schemas.microsoft.com/office/2006/metadata/properties" ma:root="true" ma:fieldsID="247ff0312e87511bd2ce05ea47f33022" ns2:_="" ns3:_="">
     <xsd:import namespace="13c90a0b-73bc-4dc0-be5f-28d77b615beb"/>
@@ -28215,26 +28458,6 @@
 </ct:contentTypeSchema>
 </file>
 
-<file path=customXml/item3.xml><?xml version="1.0" encoding="utf-8"?>
-<?mso-contentType ?>
-<FormTemplates xmlns="http://schemas.microsoft.com/sharepoint/v3/contenttype/forms">
-  <Display>DocumentLibraryForm</Display>
-  <Edit>DocumentLibraryForm</Edit>
-  <New>DocumentLibraryForm</New>
-</FormTemplates>
-</file>
-
-<file path=customXml/item4.xml><?xml version="1.0" encoding="utf-8"?>
-<p:properties xmlns:p="http://schemas.microsoft.com/office/2006/metadata/properties" xmlns:xsi="http://www.w3.org/2001/XMLSchema-instance" xmlns:pc="http://schemas.microsoft.com/office/infopath/2007/PartnerControls">
-  <documentManagement>
-    <TaxCatchAll xmlns="13c90a0b-73bc-4dc0-be5f-28d77b615beb" xsi:nil="true"/>
-    <lcf76f155ced4ddcb4097134ff3c332f xmlns="13c93bba-48ce-428c-bfe5-88b42c19b028">
-      <Terms xmlns="http://schemas.microsoft.com/office/infopath/2007/PartnerControls"/>
-    </lcf76f155ced4ddcb4097134ff3c332f>
-  </documentManagement>
-</p:properties>
-</file>
-
 <file path=customXml/itemProps1.xml><?xml version="1.0" encoding="utf-8"?>
 <ds:datastoreItem xmlns:ds="http://schemas.openxmlformats.org/officeDocument/2006/customXml" ds:itemID="{3EE81AF2-5109-4D99-A8F0-2DE0C125B7B4}">
   <ds:schemaRefs>
@@ -28244,13 +28467,39 @@
 </file>
 
 <file path=customXml/itemProps2.xml><?xml version="1.0" encoding="utf-8"?>
-<ds:datastoreItem xmlns:ds="http://schemas.openxmlformats.org/officeDocument/2006/customXml" ds:itemID="{D905230E-CACF-4103-B6F8-A8D846827FB2}"/>
+<ds:datastoreItem xmlns:ds="http://schemas.openxmlformats.org/officeDocument/2006/customXml" ds:itemID="{AE68F4B8-56A3-4052-8CE3-8CE38B97590F}">
+  <ds:schemaRefs>
+    <ds:schemaRef ds:uri="http://schemas.microsoft.com/office/2006/metadata/properties"/>
+    <ds:schemaRef ds:uri="http://schemas.microsoft.com/office/infopath/2007/PartnerControls"/>
+    <ds:schemaRef ds:uri="13c90a0b-73bc-4dc0-be5f-28d77b615beb"/>
+    <ds:schemaRef ds:uri="13c93bba-48ce-428c-bfe5-88b42c19b028"/>
+  </ds:schemaRefs>
+</ds:datastoreItem>
 </file>
 
 <file path=customXml/itemProps3.xml><?xml version="1.0" encoding="utf-8"?>
-<ds:datastoreItem xmlns:ds="http://schemas.openxmlformats.org/officeDocument/2006/customXml" ds:itemID="{8453A7B0-122F-4C0E-9DF3-C6B5C7781115}"/>
+<ds:datastoreItem xmlns:ds="http://schemas.openxmlformats.org/officeDocument/2006/customXml" ds:itemID="{8453A7B0-122F-4C0E-9DF3-C6B5C7781115}">
+  <ds:schemaRefs>
+    <ds:schemaRef ds:uri="http://schemas.microsoft.com/sharepoint/v3/contenttype/forms"/>
+  </ds:schemaRefs>
+</ds:datastoreItem>
 </file>
 
 <file path=customXml/itemProps4.xml><?xml version="1.0" encoding="utf-8"?>
-<ds:datastoreItem xmlns:ds="http://schemas.openxmlformats.org/officeDocument/2006/customXml" ds:itemID="{AE68F4B8-56A3-4052-8CE3-8CE38B97590F}"/>
+<ds:datastoreItem xmlns:ds="http://schemas.openxmlformats.org/officeDocument/2006/customXml" ds:itemID="{D905230E-CACF-4103-B6F8-A8D846827FB2}">
+  <ds:schemaRefs>
+    <ds:schemaRef ds:uri="http://schemas.microsoft.com/office/2006/metadata/contentType"/>
+    <ds:schemaRef ds:uri="http://schemas.microsoft.com/office/2006/metadata/properties/metaAttributes"/>
+    <ds:schemaRef ds:uri="http://www.w3.org/2001/XMLSchema"/>
+    <ds:schemaRef ds:uri="http://schemas.microsoft.com/office/2006/metadata/properties"/>
+    <ds:schemaRef ds:uri="13c90a0b-73bc-4dc0-be5f-28d77b615beb"/>
+    <ds:schemaRef ds:uri="13c93bba-48ce-428c-bfe5-88b42c19b028"/>
+    <ds:schemaRef ds:uri="http://schemas.microsoft.com/office/2006/documentManagement/types"/>
+    <ds:schemaRef ds:uri="http://schemas.microsoft.com/office/infopath/2007/PartnerControls"/>
+    <ds:schemaRef ds:uri="http://schemas.openxmlformats.org/package/2006/metadata/core-properties"/>
+    <ds:schemaRef ds:uri="http://purl.org/dc/elements/1.1/"/>
+    <ds:schemaRef ds:uri="http://purl.org/dc/terms/"/>
+    <ds:schemaRef ds:uri="http://schemas.microsoft.com/internal/obd"/>
+  </ds:schemaRefs>
+</ds:datastoreItem>
 </file>